--- a/doc/詞/宋朝/秦觀/秦觀-千秋歲·水邊沙外.docx
+++ b/doc/詞/宋朝/秦觀/秦觀-千秋歲·水邊沙外.docx
@@ -1,6 +1,6 @@
 
 <file path=word/document.xml><?xml version="1.0" encoding="utf-8"?>
-<w:document xmlns:wpc="http://schemas.microsoft.com/office/word/2010/wordprocessingCanvas" xmlns:cx="http://schemas.microsoft.com/office/drawing/2014/chartex" xmlns:cx1="http://schemas.microsoft.com/office/drawing/2015/9/8/chartex" xmlns:cx2="http://schemas.microsoft.com/office/drawing/2015/10/21/chartex" xmlns:cx3="http://schemas.microsoft.com/office/drawing/2016/5/9/chartex" xmlns:cx4="http://schemas.microsoft.com/office/drawing/2016/5/10/chartex" xmlns:cx5="http://schemas.microsoft.com/office/drawing/2016/5/11/chartex" xmlns:cx6="http://schemas.microsoft.com/office/drawing/2016/5/12/chartex" xmlns:cx7="http://schemas.microsoft.com/office/drawing/2016/5/13/chartex" xmlns:cx8="http://schemas.microsoft.com/office/drawing/2016/5/14/chartex" xmlns:mc="http://schemas.openxmlformats.org/markup-compatibility/2006" xmlns:aink="http://schemas.microsoft.com/office/drawing/2016/ink" xmlns:am3d="http://schemas.microsoft.com/office/drawing/2017/model3d" xmlns:o="urn:schemas-microsoft-com:office:office" xmlns:oel="http://schemas.microsoft.com/office/2019/extlst" xmlns:r="http://schemas.openxmlformats.org/officeDocument/2006/relationships" xmlns:m="http://schemas.openxmlformats.org/officeDocument/2006/math" xmlns:v="urn:schemas-microsoft-com:vml" xmlns:wp14="http://schemas.microsoft.com/office/word/2010/wordprocessingDrawing" xmlns:wp="http://schemas.openxmlformats.org/drawingml/2006/wordprocessingDrawing" xmlns:w10="urn:schemas-microsoft-com:office:word" xmlns:w="http://schemas.openxmlformats.org/wordprocessingml/2006/main" xmlns:w14="http://schemas.microsoft.com/office/word/2010/wordml" xmlns:w15="http://schemas.microsoft.com/office/word/2012/wordml" xmlns:w16cex="http://schemas.microsoft.com/office/word/2018/wordml/cex" xmlns:w16cid="http://schemas.microsoft.com/office/word/2016/wordml/cid" xmlns:w16="http://schemas.microsoft.com/office/word/2018/wordml" xmlns:w16sdtdh="http://schemas.microsoft.com/office/word/2020/wordml/sdtdatahash" xmlns:w16se="http://schemas.microsoft.com/office/word/2015/wordml/symex" xmlns:wpg="http://schemas.microsoft.com/office/word/2010/wordprocessingGroup" xmlns:wpi="http://schemas.microsoft.com/office/word/2010/wordprocessingInk" xmlns:wne="http://schemas.microsoft.com/office/word/2006/wordml" xmlns:wps="http://schemas.microsoft.com/office/word/2010/wordprocessingShape" mc:Ignorable="w14 w15 w16se w16cid w16 w16cex w16sdtdh wp14">
+<w:document xmlns:wpc="http://schemas.microsoft.com/office/word/2010/wordprocessingCanvas" xmlns:cx="http://schemas.microsoft.com/office/drawing/2014/chartex" xmlns:cx1="http://schemas.microsoft.com/office/drawing/2015/9/8/chartex" xmlns:cx2="http://schemas.microsoft.com/office/drawing/2015/10/21/chartex" xmlns:cx3="http://schemas.microsoft.com/office/drawing/2016/5/9/chartex" xmlns:cx4="http://schemas.microsoft.com/office/drawing/2016/5/10/chartex" xmlns:cx5="http://schemas.microsoft.com/office/drawing/2016/5/11/chartex" xmlns:cx6="http://schemas.microsoft.com/office/drawing/2016/5/12/chartex" xmlns:cx7="http://schemas.microsoft.com/office/drawing/2016/5/13/chartex" xmlns:cx8="http://schemas.microsoft.com/office/drawing/2016/5/14/chartex" xmlns:mc="http://schemas.openxmlformats.org/markup-compatibility/2006" xmlns:aink="http://schemas.microsoft.com/office/drawing/2016/ink" xmlns:am3d="http://schemas.microsoft.com/office/drawing/2017/model3d" xmlns:o="urn:schemas-microsoft-com:office:office" xmlns:r="http://schemas.openxmlformats.org/officeDocument/2006/relationships" xmlns:m="http://schemas.openxmlformats.org/officeDocument/2006/math" xmlns:v="urn:schemas-microsoft-com:vml" xmlns:wp14="http://schemas.microsoft.com/office/word/2010/wordprocessingDrawing" xmlns:wp="http://schemas.openxmlformats.org/drawingml/2006/wordprocessingDrawing" xmlns:w10="urn:schemas-microsoft-com:office:word" xmlns:w="http://schemas.openxmlformats.org/wordprocessingml/2006/main" xmlns:w14="http://schemas.microsoft.com/office/word/2010/wordml" xmlns:w15="http://schemas.microsoft.com/office/word/2012/wordml" xmlns:w16cex="http://schemas.microsoft.com/office/word/2018/wordml/cex" xmlns:w16cid="http://schemas.microsoft.com/office/word/2016/wordml/cid" xmlns:w16="http://schemas.microsoft.com/office/word/2018/wordml" xmlns:w16sdtdh="http://schemas.microsoft.com/office/word/2020/wordml/sdtdatahash" xmlns:w16se="http://schemas.microsoft.com/office/word/2015/wordml/symex" xmlns:wpg="http://schemas.microsoft.com/office/word/2010/wordprocessingGroup" xmlns:wpi="http://schemas.microsoft.com/office/word/2010/wordprocessingInk" xmlns:wne="http://schemas.microsoft.com/office/word/2006/wordml" xmlns:wps="http://schemas.microsoft.com/office/word/2010/wordprocessingShape" mc:Ignorable="w14 w15 w16se w16cid w16 w16cex w16sdtdh wp14">
   <w:body>
     <w:p>
       <w:pPr>
@@ -52,7 +52,7 @@
           <w:sz w:val="52"/>
           <w:szCs w:val="52"/>
         </w:rPr>
-        <w:t xml:space="preserve">     </w:t>
+        <w:t xml:space="preserve">   </w:t>
       </w:r>
       <w:r>
         <w:rPr>
@@ -85,7 +85,87 @@
           <w:sz w:val="32"/>
           <w:szCs w:val="32"/>
         </w:rPr>
-        <w:t>水邊沙外。城郭春寒退。花影亂，鶯聲碎。飄零疏酒盞，離別寬衣帶。</w:t>
+        <w:t>水</w:t>
+      </w:r>
+      <w:proofErr w:type="gramStart"/>
+      <w:r>
+        <w:rPr>
+          <w:rFonts w:hint="eastAsia"/>
+          <w:color w:val="0F0F0F"/>
+          <w:sz w:val="32"/>
+          <w:szCs w:val="32"/>
+        </w:rPr>
+        <w:t>邊沙外</w:t>
+      </w:r>
+      <w:proofErr w:type="gramEnd"/>
+      <w:r>
+        <w:rPr>
+          <w:rFonts w:hint="eastAsia"/>
+          <w:color w:val="0F0F0F"/>
+          <w:sz w:val="32"/>
+          <w:szCs w:val="32"/>
+        </w:rPr>
+        <w:t>。城郭</w:t>
+      </w:r>
+      <w:proofErr w:type="gramStart"/>
+      <w:r>
+        <w:rPr>
+          <w:rFonts w:hint="eastAsia"/>
+          <w:color w:val="0F0F0F"/>
+          <w:sz w:val="32"/>
+          <w:szCs w:val="32"/>
+        </w:rPr>
+        <w:t>春寒退</w:t>
+      </w:r>
+      <w:proofErr w:type="gramEnd"/>
+      <w:r>
+        <w:rPr>
+          <w:rFonts w:hint="eastAsia"/>
+          <w:color w:val="0F0F0F"/>
+          <w:sz w:val="32"/>
+          <w:szCs w:val="32"/>
+        </w:rPr>
+        <w:t>。花影亂，</w:t>
+      </w:r>
+      <w:proofErr w:type="gramStart"/>
+      <w:r>
+        <w:rPr>
+          <w:rFonts w:hint="eastAsia"/>
+          <w:color w:val="0F0F0F"/>
+          <w:sz w:val="32"/>
+          <w:szCs w:val="32"/>
+        </w:rPr>
+        <w:t>鶯聲碎</w:t>
+      </w:r>
+      <w:proofErr w:type="gramEnd"/>
+      <w:r>
+        <w:rPr>
+          <w:rFonts w:hint="eastAsia"/>
+          <w:color w:val="0F0F0F"/>
+          <w:sz w:val="32"/>
+          <w:szCs w:val="32"/>
+        </w:rPr>
+        <w:t>。飄零</w:t>
+      </w:r>
+      <w:proofErr w:type="gramStart"/>
+      <w:r>
+        <w:rPr>
+          <w:rFonts w:hint="eastAsia"/>
+          <w:color w:val="0F0F0F"/>
+          <w:sz w:val="32"/>
+          <w:szCs w:val="32"/>
+        </w:rPr>
+        <w:t>疏酒盞，</w:t>
+      </w:r>
+      <w:proofErr w:type="gramEnd"/>
+      <w:r>
+        <w:rPr>
+          <w:rFonts w:hint="eastAsia"/>
+          <w:color w:val="0F0F0F"/>
+          <w:sz w:val="32"/>
+          <w:szCs w:val="32"/>
+        </w:rPr>
+        <w:t>離別寬衣帶。</w:t>
       </w:r>
     </w:p>
     <w:p>
@@ -105,7 +185,27 @@
           <w:sz w:val="32"/>
           <w:szCs w:val="32"/>
         </w:rPr>
-        <w:t>人不見，碧雲暮合空相對。</w:t>
+        <w:t>人不見，碧雲</w:t>
+      </w:r>
+      <w:proofErr w:type="gramStart"/>
+      <w:r>
+        <w:rPr>
+          <w:rFonts w:hint="eastAsia"/>
+          <w:color w:val="0F0F0F"/>
+          <w:sz w:val="32"/>
+          <w:szCs w:val="32"/>
+        </w:rPr>
+        <w:t>暮合空</w:t>
+      </w:r>
+      <w:proofErr w:type="gramEnd"/>
+      <w:r>
+        <w:rPr>
+          <w:rFonts w:hint="eastAsia"/>
+          <w:color w:val="0F0F0F"/>
+          <w:sz w:val="32"/>
+          <w:szCs w:val="32"/>
+        </w:rPr>
+        <w:t>相對。</w:t>
       </w:r>
     </w:p>
     <w:p>
@@ -125,8 +225,9 @@
           <w:sz w:val="32"/>
           <w:szCs w:val="32"/>
         </w:rPr>
-        <w:t>憶昔西池會。鵷鷺同飛蓋。攜手處，今誰在。日邊清夢斷，鏡</w:t>
-      </w:r>
+        <w:t>憶</w:t>
+      </w:r>
+      <w:proofErr w:type="gramStart"/>
       <w:r>
         <w:rPr>
           <w:rFonts w:hint="eastAsia"/>
@@ -134,8 +235,9 @@
           <w:sz w:val="32"/>
           <w:szCs w:val="32"/>
         </w:rPr>
-        <w:t>裡</w:t>
-      </w:r>
+        <w:t>昔西池會</w:t>
+      </w:r>
+      <w:proofErr w:type="gramEnd"/>
       <w:r>
         <w:rPr>
           <w:rFonts w:hint="eastAsia"/>
@@ -143,6 +245,64 @@
           <w:sz w:val="32"/>
           <w:szCs w:val="32"/>
         </w:rPr>
+        <w:t>。</w:t>
+      </w:r>
+      <w:proofErr w:type="gramStart"/>
+      <w:r>
+        <w:rPr>
+          <w:rFonts w:hint="eastAsia"/>
+          <w:color w:val="0F0F0F"/>
+          <w:sz w:val="32"/>
+          <w:szCs w:val="32"/>
+        </w:rPr>
+        <w:t>鵷鷺同飛蓋</w:t>
+      </w:r>
+      <w:proofErr w:type="gramEnd"/>
+      <w:r>
+        <w:rPr>
+          <w:rFonts w:hint="eastAsia"/>
+          <w:color w:val="0F0F0F"/>
+          <w:sz w:val="32"/>
+          <w:szCs w:val="32"/>
+        </w:rPr>
+        <w:t>。攜手處，今誰在。</w:t>
+      </w:r>
+      <w:proofErr w:type="gramStart"/>
+      <w:r>
+        <w:rPr>
+          <w:rFonts w:hint="eastAsia"/>
+          <w:color w:val="0F0F0F"/>
+          <w:sz w:val="32"/>
+          <w:szCs w:val="32"/>
+        </w:rPr>
+        <w:t>日邊清</w:t>
+      </w:r>
+      <w:proofErr w:type="gramEnd"/>
+      <w:r>
+        <w:rPr>
+          <w:rFonts w:hint="eastAsia"/>
+          <w:color w:val="0F0F0F"/>
+          <w:sz w:val="32"/>
+          <w:szCs w:val="32"/>
+        </w:rPr>
+        <w:t>夢斷，鏡</w:t>
+      </w:r>
+      <w:r>
+        <w:rPr>
+          <w:rFonts w:hint="eastAsia"/>
+          <w:color w:val="0F0F0F"/>
+          <w:sz w:val="32"/>
+          <w:szCs w:val="32"/>
+        </w:rPr>
+        <w:t>裡</w:t>
+      </w:r>
+      <w:r>
+        <w:rPr>
+          <w:rFonts w:hint="eastAsia"/>
+          <w:color w:val="0F0F0F"/>
+          <w:sz w:val="32"/>
+          <w:szCs w:val="32"/>
+        </w:rPr>
         <w:t>朱顏改。</w:t>
       </w:r>
     </w:p>
@@ -163,12 +323,32 @@
           <w:sz w:val="32"/>
           <w:szCs w:val="32"/>
         </w:rPr>
-        <w:t>春去也，飛紅萬點愁如海。</w:t>
+        <w:t>春去也，飛紅</w:t>
+      </w:r>
+      <w:proofErr w:type="gramStart"/>
+      <w:r>
+        <w:rPr>
+          <w:rFonts w:hint="eastAsia"/>
+          <w:color w:val="0F0F0F"/>
+          <w:sz w:val="32"/>
+          <w:szCs w:val="32"/>
+        </w:rPr>
+        <w:t>萬點愁如海</w:t>
+      </w:r>
+      <w:proofErr w:type="gramEnd"/>
+      <w:r>
+        <w:rPr>
+          <w:rFonts w:hint="eastAsia"/>
+          <w:color w:val="0F0F0F"/>
+          <w:sz w:val="32"/>
+          <w:szCs w:val="32"/>
+        </w:rPr>
+        <w:t>。</w:t>
       </w:r>
     </w:p>
     <w:p>
       <w:pPr>
-        <w:spacing w:beforeLines="100" w:before="240" w:afterLines="50" w:after="120" w:line="400" w:lineRule="exact"/>
+        <w:spacing w:beforeLines="50" w:before="120" w:after="0" w:line="400" w:lineRule="exact"/>
         <w:ind w:left="0" w:right="0" w:firstLine="0"/>
       </w:pPr>
       <w:r>
@@ -182,8 +362,9 @@
     </w:p>
     <w:p>
       <w:pPr>
-        <w:spacing w:after="0" w:line="480" w:lineRule="exact"/>
+        <w:spacing w:after="0" w:line="440" w:lineRule="exact"/>
         <w:ind w:left="0" w:right="0" w:firstLine="0"/>
+        <w:jc w:val="both"/>
         <w:rPr>
           <w:szCs w:val="28"/>
         </w:rPr>
@@ -200,109 +381,206 @@
           <w:rFonts w:hint="eastAsia"/>
           <w:szCs w:val="28"/>
         </w:rPr>
-        <w:t>淺水邊，沙洲外，城郊早春的寒氣悄然盡退。枝頭繁花，晴光下的倩影，紛亂如墜</w:t>
-      </w:r>
-      <w:r>
-        <w:rPr>
-          <w:rFonts w:hint="eastAsia"/>
-          <w:szCs w:val="28"/>
-        </w:rPr>
-        <w:t>的</w:t>
-      </w:r>
-      <w:r>
-        <w:rPr>
-          <w:rFonts w:hint="eastAsia"/>
-          <w:szCs w:val="28"/>
-        </w:rPr>
-        <w:t>顛顫微微。流鶯在花叢，輕巧的</w:t>
-      </w:r>
-      <w:r>
-        <w:rPr>
-          <w:rFonts w:hint="eastAsia"/>
-          <w:b/>
-          <w:bCs/>
-          <w:szCs w:val="28"/>
-        </w:rPr>
-        <w:t>啼囀</w:t>
-      </w:r>
-      <w:r>
-        <w:rPr>
-          <w:rFonts w:hint="eastAsia"/>
-          <w:szCs w:val="28"/>
-        </w:rPr>
-        <w:t>聲，聽來太急促，太細碎。啊</w:t>
-      </w:r>
-      <w:r>
-        <w:rPr>
-          <w:rFonts w:hint="eastAsia"/>
-          <w:szCs w:val="28"/>
-        </w:rPr>
-        <w:t>！</w:t>
-      </w:r>
-      <w:r>
-        <w:rPr>
-          <w:rFonts w:hint="eastAsia"/>
-          <w:szCs w:val="28"/>
-        </w:rPr>
-        <w:t>隻身飄零，消愁的酒盞漸疏，難得有一回酣然沉醉。日復一日的思念，心身已煎熬成枯灰。相知相惜的摯友，迢迢阻隔，眼前，悠悠碧雲，沉沉暮色，相對。</w:t>
+        <w:t>水邊、</w:t>
+      </w:r>
+      <w:proofErr w:type="gramStart"/>
+      <w:r>
+        <w:rPr>
+          <w:rFonts w:hint="eastAsia"/>
+          <w:szCs w:val="28"/>
+        </w:rPr>
+        <w:t>沙岸外</w:t>
+      </w:r>
+      <w:proofErr w:type="gramEnd"/>
+      <w:r>
+        <w:rPr>
+          <w:rFonts w:hint="eastAsia"/>
+          <w:szCs w:val="28"/>
+        </w:rPr>
+        <w:t>，春寒漸漸消退，城郭裡已經充滿春天的氣息。花影隨風搖曳，紛亂不定；黃鶯的啼聲此起彼落，細碎而令人心煩。</w:t>
       </w:r>
     </w:p>
     <w:p>
       <w:pPr>
-        <w:spacing w:after="0" w:line="480" w:lineRule="exact"/>
+        <w:spacing w:after="0" w:line="440" w:lineRule="exact"/>
         <w:ind w:left="0" w:right="0" w:firstLine="0"/>
-        <w:rPr>
-          <w:szCs w:val="28"/>
-        </w:rPr>
-      </w:pPr>
-      <w:r>
-        <w:rPr>
-          <w:rFonts w:hint="eastAsia"/>
-          <w:szCs w:val="28"/>
-        </w:rPr>
-        <w:t xml:space="preserve">　　</w:t>
-      </w:r>
-      <w:r>
-        <w:rPr>
-          <w:rFonts w:hint="eastAsia"/>
-          <w:szCs w:val="28"/>
-        </w:rPr>
-        <w:t>想當年，志士俊才共赴西池盛會，一時豪情逸興，華車寶馬驅</w:t>
-      </w:r>
-      <w:r>
-        <w:rPr>
-          <w:rFonts w:hint="eastAsia"/>
-          <w:szCs w:val="28"/>
-        </w:rPr>
-        <w:t>馳</w:t>
-      </w:r>
-      <w:r>
-        <w:rPr>
-          <w:rFonts w:hint="eastAsia"/>
-          <w:szCs w:val="28"/>
-        </w:rPr>
-        <w:t>如飛。不料風雲突變，如今，看攜手同</w:t>
-      </w:r>
-      <w:r>
-        <w:rPr>
-          <w:rFonts w:hint="eastAsia"/>
-          <w:szCs w:val="28"/>
-        </w:rPr>
-        <w:t>遊</w:t>
-      </w:r>
-      <w:r>
-        <w:rPr>
-          <w:rFonts w:hint="eastAsia"/>
-          <w:szCs w:val="28"/>
-        </w:rPr>
-        <w:t>處，剩幾人未折摧？</w:t>
-      </w:r>
-      <w:r>
-        <w:rPr>
-          <w:rFonts w:ascii="Roboto" w:hAnsi="Roboto"/>
-          <w:color w:val="111111"/>
-        </w:rPr>
-        <w:t>夕陽下的美夢已經結束，鏡子裡的容顏也變了。春天也要走了，落花像是無盡的憂傷。</w:t>
+        <w:jc w:val="both"/>
+        <w:rPr>
+          <w:szCs w:val="28"/>
+        </w:rPr>
+      </w:pPr>
+      <w:r>
+        <w:rPr>
+          <w:rFonts w:hint="eastAsia"/>
+          <w:szCs w:val="28"/>
+        </w:rPr>
+        <w:t xml:space="preserve">  </w:t>
+      </w:r>
+      <w:r>
+        <w:rPr>
+          <w:rFonts w:hint="eastAsia"/>
+          <w:szCs w:val="28"/>
+        </w:rPr>
+        <w:t>自從與你離別之後，我因思念而無心飲酒，原本常用的酒杯也變得疏遠了；日子一天天過去，人也因愁苦而消瘦，</w:t>
+      </w:r>
+      <w:proofErr w:type="gramStart"/>
+      <w:r>
+        <w:rPr>
+          <w:rFonts w:hint="eastAsia"/>
+          <w:szCs w:val="28"/>
+        </w:rPr>
+        <w:t>衣帶都顯得</w:t>
+      </w:r>
+      <w:proofErr w:type="gramEnd"/>
+      <w:r>
+        <w:rPr>
+          <w:rFonts w:hint="eastAsia"/>
+          <w:szCs w:val="28"/>
+        </w:rPr>
+        <w:t>寬鬆了。</w:t>
+      </w:r>
+    </w:p>
+    <w:p>
+      <w:pPr>
+        <w:spacing w:after="0" w:line="440" w:lineRule="exact"/>
+        <w:ind w:left="0" w:right="0" w:firstLine="0"/>
+        <w:jc w:val="both"/>
+        <w:rPr>
+          <w:szCs w:val="28"/>
+        </w:rPr>
+      </w:pPr>
+      <w:r>
+        <w:rPr>
+          <w:rFonts w:hint="eastAsia"/>
+          <w:szCs w:val="28"/>
+        </w:rPr>
+        <w:t xml:space="preserve">  </w:t>
+      </w:r>
+      <w:r>
+        <w:rPr>
+          <w:rFonts w:hint="eastAsia"/>
+          <w:szCs w:val="28"/>
+        </w:rPr>
+        <w:t>如今再也見不到你，只能望著傍晚時分的碧藍雲天漸漸合攏，而自己孤單地面對眼前的景色，徒然相思。</w:t>
+      </w:r>
+    </w:p>
+    <w:p>
+      <w:pPr>
+        <w:spacing w:after="0" w:line="440" w:lineRule="exact"/>
+        <w:ind w:left="0" w:right="0" w:firstLine="0"/>
+        <w:jc w:val="both"/>
+        <w:rPr>
+          <w:szCs w:val="28"/>
+        </w:rPr>
+      </w:pPr>
+      <w:r>
+        <w:rPr>
+          <w:rFonts w:hint="eastAsia"/>
+          <w:szCs w:val="28"/>
+        </w:rPr>
+        <w:t xml:space="preserve">  </w:t>
+      </w:r>
+      <w:r>
+        <w:rPr>
+          <w:rFonts w:hint="eastAsia"/>
+          <w:szCs w:val="28"/>
+        </w:rPr>
+        <w:t>回想從前，我們曾</w:t>
+      </w:r>
+      <w:proofErr w:type="gramStart"/>
+      <w:r>
+        <w:rPr>
+          <w:rFonts w:hint="eastAsia"/>
+          <w:szCs w:val="28"/>
+        </w:rPr>
+        <w:t>在</w:t>
+      </w:r>
+      <w:r>
+        <w:rPr>
+          <w:rFonts w:hint="eastAsia"/>
+          <w:szCs w:val="28"/>
+          <w:u w:val="single"/>
+        </w:rPr>
+        <w:t>西池</w:t>
+      </w:r>
+      <w:r>
+        <w:rPr>
+          <w:rFonts w:hint="eastAsia"/>
+          <w:szCs w:val="28"/>
+        </w:rPr>
+        <w:t>相聚</w:t>
+      </w:r>
+      <w:proofErr w:type="gramEnd"/>
+      <w:r>
+        <w:rPr>
+          <w:rFonts w:hint="eastAsia"/>
+          <w:szCs w:val="28"/>
+        </w:rPr>
+        <w:t>。那時大家</w:t>
+      </w:r>
+      <w:proofErr w:type="gramStart"/>
+      <w:r>
+        <w:rPr>
+          <w:rFonts w:hint="eastAsia"/>
+          <w:szCs w:val="28"/>
+        </w:rPr>
+        <w:t>一起遊宴</w:t>
+      </w:r>
+      <w:proofErr w:type="gramEnd"/>
+      <w:r>
+        <w:rPr>
+          <w:rFonts w:hint="eastAsia"/>
+          <w:szCs w:val="28"/>
+        </w:rPr>
+        <w:t>，意氣風發，彼此攜手同行，是多麼快樂的時光。可是如今，當年與我攜手相伴的人，又有誰還在身邊呢？</w:t>
+      </w:r>
+    </w:p>
+    <w:p>
+      <w:pPr>
+        <w:spacing w:after="0" w:line="440" w:lineRule="exact"/>
+        <w:ind w:left="0" w:right="0" w:firstLine="0"/>
+        <w:jc w:val="both"/>
+        <w:rPr>
+          <w:szCs w:val="28"/>
+        </w:rPr>
+      </w:pPr>
+      <w:r>
+        <w:rPr>
+          <w:rFonts w:hint="eastAsia"/>
+          <w:szCs w:val="28"/>
+        </w:rPr>
+        <w:t xml:space="preserve">  </w:t>
+      </w:r>
+      <w:r>
+        <w:rPr>
+          <w:rFonts w:hint="eastAsia"/>
+          <w:szCs w:val="28"/>
+        </w:rPr>
+        <w:t>曾經嚮往的美好前程，如今只能在夢中追尋，而那美夢也已經破滅；照著鏡子看看自己，青春的容顏也在不知不覺中衰老改變。</w:t>
+      </w:r>
+    </w:p>
+    <w:p>
+      <w:pPr>
+        <w:spacing w:after="0" w:line="440" w:lineRule="exact"/>
+        <w:ind w:left="0" w:right="0" w:firstLine="0"/>
+        <w:jc w:val="both"/>
+        <w:rPr>
+          <w:szCs w:val="28"/>
+        </w:rPr>
+      </w:pPr>
+      <w:r>
+        <w:rPr>
+          <w:rFonts w:hint="eastAsia"/>
+          <w:szCs w:val="28"/>
+        </w:rPr>
+        <w:t xml:space="preserve">  </w:t>
+      </w:r>
+      <w:r>
+        <w:rPr>
+          <w:rFonts w:hint="eastAsia"/>
+          <w:szCs w:val="28"/>
+        </w:rPr>
+        <w:t>春天也即將過去了。看著漫天飄落的紅花，我心中的離愁與傷感，就像無邊無際的大海一樣深廣，怎麼也無法排遣。</w:t>
       </w:r>
     </w:p>
     <w:p>
@@ -331,20 +609,47 @@
           <w:ilvl w:val="0"/>
           <w:numId w:val="2"/>
         </w:numPr>
-        <w:spacing w:after="0" w:line="420" w:lineRule="exact"/>
-        <w:ind w:leftChars="0" w:left="465" w:right="0" w:hanging="482"/>
-        <w:rPr>
-          <w:color w:val="0F0F0F"/>
-          <w:szCs w:val="28"/>
-        </w:rPr>
-      </w:pPr>
-      <w:r>
-        <w:rPr>
-          <w:rFonts w:hint="eastAsia"/>
-          <w:color w:val="0F0F0F"/>
-          <w:szCs w:val="28"/>
-        </w:rPr>
-        <w:t>碎：形容鶯聲細碎。</w:t>
+        <w:spacing w:after="0" w:line="380" w:lineRule="exact"/>
+        <w:ind w:leftChars="0" w:left="284" w:right="0" w:hanging="301"/>
+        <w:jc w:val="both"/>
+        <w:rPr>
+          <w:color w:val="0F0F0F"/>
+          <w:szCs w:val="28"/>
+        </w:rPr>
+      </w:pPr>
+      <w:r>
+        <w:rPr>
+          <w:rFonts w:hint="eastAsia"/>
+          <w:color w:val="0F0F0F"/>
+          <w:szCs w:val="28"/>
+        </w:rPr>
+        <w:t>碎：</w:t>
+      </w:r>
+      <w:r>
+        <w:rPr>
+          <w:rFonts w:hint="eastAsia"/>
+          <w:color w:val="0F0F0F"/>
+          <w:szCs w:val="28"/>
+        </w:rPr>
+        <w:t>形容聲音細碎、零亂、急促或繁雜。在「</w:t>
+      </w:r>
+      <w:proofErr w:type="gramStart"/>
+      <w:r>
+        <w:rPr>
+          <w:rFonts w:hint="eastAsia"/>
+          <w:color w:val="0F0F0F"/>
+          <w:szCs w:val="28"/>
+        </w:rPr>
+        <w:t>鶯聲碎</w:t>
+      </w:r>
+      <w:proofErr w:type="gramEnd"/>
+      <w:r>
+        <w:rPr>
+          <w:rFonts w:hint="eastAsia"/>
+          <w:color w:val="0F0F0F"/>
+          <w:szCs w:val="28"/>
+        </w:rPr>
+        <w:t>」中，用來形容春末時節群鶯啼叫之聲細碎而繁雜，反襯出詞人內心紛亂、煩躁的心緒。</w:t>
       </w:r>
     </w:p>
     <w:p>
@@ -354,20 +659,163 @@
           <w:ilvl w:val="0"/>
           <w:numId w:val="2"/>
         </w:numPr>
-        <w:spacing w:after="0" w:line="420" w:lineRule="exact"/>
-        <w:ind w:leftChars="0" w:left="465" w:right="0" w:hanging="482"/>
-        <w:rPr>
-          <w:color w:val="0F0F0F"/>
-          <w:szCs w:val="28"/>
-        </w:rPr>
-      </w:pPr>
-      <w:r>
-        <w:rPr>
-          <w:rFonts w:hint="eastAsia"/>
-          <w:color w:val="0F0F0F"/>
-          <w:szCs w:val="28"/>
-        </w:rPr>
-        <w:t>飄零：飄泊。疏酒盞：多時不飲酒。</w:t>
+        <w:spacing w:after="0" w:line="380" w:lineRule="exact"/>
+        <w:ind w:leftChars="0" w:left="284" w:right="0" w:hanging="301"/>
+        <w:jc w:val="both"/>
+        <w:rPr>
+          <w:color w:val="0F0F0F"/>
+          <w:szCs w:val="28"/>
+        </w:rPr>
+      </w:pPr>
+      <w:r>
+        <w:rPr>
+          <w:rFonts w:hint="eastAsia"/>
+          <w:color w:val="0F0F0F"/>
+          <w:szCs w:val="28"/>
+        </w:rPr>
+        <w:t>飄零：</w:t>
+      </w:r>
+      <w:r>
+        <w:rPr>
+          <w:rFonts w:hint="eastAsia"/>
+          <w:color w:val="0F0F0F"/>
+          <w:szCs w:val="28"/>
+        </w:rPr>
+        <w:t>原</w:t>
+      </w:r>
+      <w:proofErr w:type="gramStart"/>
+      <w:r>
+        <w:rPr>
+          <w:rFonts w:hint="eastAsia"/>
+          <w:color w:val="0F0F0F"/>
+          <w:szCs w:val="28"/>
+        </w:rPr>
+        <w:t>指花葉枯落隨</w:t>
+      </w:r>
+      <w:proofErr w:type="gramEnd"/>
+      <w:r>
+        <w:rPr>
+          <w:rFonts w:hint="eastAsia"/>
+          <w:color w:val="0F0F0F"/>
+          <w:szCs w:val="28"/>
+        </w:rPr>
+        <w:t>風飄散；引申來比喻人的身世坎坷、漂泊流落、無依無靠</w:t>
+      </w:r>
+      <w:r>
+        <w:rPr>
+          <w:color w:val="0F0F0F"/>
+          <w:szCs w:val="28"/>
+        </w:rPr>
+        <w:br/>
+      </w:r>
+      <w:r>
+        <w:rPr>
+          <w:rFonts w:hint="eastAsia"/>
+          <w:color w:val="0F0F0F"/>
+          <w:szCs w:val="28"/>
+        </w:rPr>
+        <w:t>。指</w:t>
+      </w:r>
+      <w:r>
+        <w:rPr>
+          <w:rFonts w:hint="eastAsia"/>
+          <w:color w:val="0F0F0F"/>
+          <w:spacing w:val="-6"/>
+          <w:szCs w:val="28"/>
+        </w:rPr>
+        <w:t>因政治遭</w:t>
+      </w:r>
+      <w:r>
+        <w:rPr>
+          <w:rFonts w:hint="eastAsia"/>
+          <w:b/>
+          <w:bCs/>
+          <w:color w:val="0F0F0F"/>
+          <w:spacing w:val="-6"/>
+          <w:szCs w:val="28"/>
+        </w:rPr>
+        <w:t>貶謫</w:t>
+      </w:r>
+      <w:r>
+        <w:rPr>
+          <w:rFonts w:hint="eastAsia"/>
+          <w:color w:val="0F0F0F"/>
+          <w:spacing w:val="-6"/>
+          <w:szCs w:val="28"/>
+        </w:rPr>
+        <w:t>，長期流落異鄉、</w:t>
+      </w:r>
+      <w:r>
+        <w:rPr>
+          <w:rFonts w:hint="eastAsia"/>
+          <w:b/>
+          <w:bCs/>
+          <w:color w:val="0F0F0F"/>
+          <w:spacing w:val="-6"/>
+          <w:szCs w:val="28"/>
+        </w:rPr>
+        <w:t>孤苦伶仃</w:t>
+      </w:r>
+      <w:r>
+        <w:rPr>
+          <w:rFonts w:hint="eastAsia"/>
+          <w:color w:val="0F0F0F"/>
+          <w:spacing w:val="-6"/>
+          <w:szCs w:val="28"/>
+        </w:rPr>
+        <w:t>（</w:t>
+      </w:r>
+      <w:proofErr w:type="gramStart"/>
+      <w:r>
+        <w:rPr>
+          <w:rFonts w:hint="eastAsia"/>
+          <w:color w:val="FF0000"/>
+          <w:spacing w:val="-6"/>
+          <w:sz w:val="16"/>
+          <w:szCs w:val="16"/>
+        </w:rPr>
+        <w:t>ㄌㄧㄥˊ</w:t>
+      </w:r>
+      <w:proofErr w:type="gramEnd"/>
+      <w:r>
+        <w:rPr>
+          <w:rFonts w:hint="eastAsia"/>
+          <w:color w:val="FF0000"/>
+          <w:spacing w:val="-6"/>
+          <w:sz w:val="16"/>
+          <w:szCs w:val="16"/>
+        </w:rPr>
+        <w:t xml:space="preserve">　</w:t>
+      </w:r>
+      <w:proofErr w:type="gramStart"/>
+      <w:r>
+        <w:rPr>
+          <w:rFonts w:hint="eastAsia"/>
+          <w:color w:val="FF0000"/>
+          <w:spacing w:val="-6"/>
+          <w:sz w:val="16"/>
+          <w:szCs w:val="16"/>
+        </w:rPr>
+        <w:t>ㄉㄧㄥ</w:t>
+      </w:r>
+      <w:proofErr w:type="gramEnd"/>
+      <w:r>
+        <w:rPr>
+          <w:rFonts w:hint="eastAsia"/>
+          <w:color w:val="0F0F0F"/>
+          <w:spacing w:val="-6"/>
+          <w:szCs w:val="28"/>
+        </w:rPr>
+        <w:t>）</w:t>
+      </w:r>
+      <w:r>
+        <w:rPr>
+          <w:rFonts w:hint="eastAsia"/>
+          <w:color w:val="0F0F0F"/>
+          <w:spacing w:val="-6"/>
+          <w:szCs w:val="28"/>
+        </w:rPr>
+        <w:t>的悲涼處境。</w:t>
       </w:r>
     </w:p>
     <w:p>
@@ -377,20 +825,47 @@
           <w:ilvl w:val="0"/>
           <w:numId w:val="2"/>
         </w:numPr>
-        <w:spacing w:after="0" w:line="420" w:lineRule="exact"/>
-        <w:ind w:leftChars="0" w:left="465" w:right="0" w:hanging="482"/>
-        <w:rPr>
-          <w:color w:val="0F0F0F"/>
-          <w:szCs w:val="28"/>
-        </w:rPr>
-      </w:pPr>
-      <w:r>
-        <w:rPr>
-          <w:rFonts w:hint="eastAsia"/>
-          <w:color w:val="0F0F0F"/>
-          <w:szCs w:val="28"/>
-        </w:rPr>
-        <w:t>寬衣帶：謂人變瘦。</w:t>
+        <w:spacing w:after="0" w:line="380" w:lineRule="exact"/>
+        <w:ind w:leftChars="0" w:left="284" w:right="0" w:hanging="301"/>
+        <w:jc w:val="both"/>
+        <w:rPr>
+          <w:color w:val="0F0F0F"/>
+          <w:szCs w:val="28"/>
+        </w:rPr>
+      </w:pPr>
+      <w:r>
+        <w:rPr>
+          <w:rFonts w:hint="eastAsia"/>
+          <w:color w:val="0F0F0F"/>
+          <w:szCs w:val="28"/>
+        </w:rPr>
+        <w:t>寬衣帶：</w:t>
+      </w:r>
+      <w:r>
+        <w:rPr>
+          <w:rFonts w:hint="eastAsia"/>
+          <w:color w:val="0F0F0F"/>
+          <w:szCs w:val="28"/>
+        </w:rPr>
+        <w:t>衣帶因為身形消瘦而顯得寬鬆。「衣帶漸寬」是古詩詞中常用的表現相思或憂愁的典故。形容詞人因長期飽受貶謫之苦、</w:t>
+      </w:r>
+      <w:r>
+        <w:rPr>
+          <w:rFonts w:hint="eastAsia"/>
+          <w:b/>
+          <w:bCs/>
+          <w:color w:val="0F0F0F"/>
+          <w:szCs w:val="28"/>
+        </w:rPr>
+        <w:t>心力交瘁</w:t>
+      </w:r>
+      <w:r>
+        <w:rPr>
+          <w:rFonts w:hint="eastAsia"/>
+          <w:color w:val="0F0F0F"/>
+          <w:szCs w:val="28"/>
+        </w:rPr>
+        <w:t>，導致身體日漸消瘦。</w:t>
       </w:r>
     </w:p>
     <w:p>
@@ -400,20 +875,57 @@
           <w:ilvl w:val="0"/>
           <w:numId w:val="2"/>
         </w:numPr>
-        <w:spacing w:after="0" w:line="420" w:lineRule="exact"/>
-        <w:ind w:leftChars="0" w:left="465" w:right="0" w:hanging="482"/>
-        <w:rPr>
-          <w:color w:val="0F0F0F"/>
-          <w:szCs w:val="28"/>
-        </w:rPr>
-      </w:pPr>
-      <w:r>
-        <w:rPr>
-          <w:rFonts w:hint="eastAsia"/>
-          <w:color w:val="0F0F0F"/>
-          <w:szCs w:val="28"/>
-        </w:rPr>
-        <w:t>西池：故址在</w:t>
+        <w:spacing w:after="0" w:line="380" w:lineRule="exact"/>
+        <w:ind w:leftChars="0" w:left="284" w:right="0" w:hanging="301"/>
+        <w:jc w:val="both"/>
+        <w:rPr>
+          <w:color w:val="0F0F0F"/>
+          <w:szCs w:val="28"/>
+        </w:rPr>
+      </w:pPr>
+      <w:proofErr w:type="gramStart"/>
+      <w:r>
+        <w:rPr>
+          <w:rFonts w:hint="eastAsia"/>
+          <w:color w:val="0F0F0F"/>
+          <w:szCs w:val="28"/>
+        </w:rPr>
+        <w:t>西池</w:t>
+      </w:r>
+      <w:proofErr w:type="gramEnd"/>
+      <w:r>
+        <w:rPr>
+          <w:rFonts w:hint="eastAsia"/>
+          <w:color w:val="0F0F0F"/>
+          <w:szCs w:val="28"/>
+        </w:rPr>
+        <w:t>：</w:t>
+      </w:r>
+      <w:r>
+        <w:rPr>
+          <w:rFonts w:hint="eastAsia"/>
+          <w:color w:val="0F0F0F"/>
+          <w:szCs w:val="28"/>
+        </w:rPr>
+        <w:t>指舊時京都的皇家</w:t>
+      </w:r>
+      <w:proofErr w:type="gramStart"/>
+      <w:r>
+        <w:rPr>
+          <w:rFonts w:hint="eastAsia"/>
+          <w:color w:val="0F0F0F"/>
+          <w:szCs w:val="28"/>
+        </w:rPr>
+        <w:t>園林池苑</w:t>
+      </w:r>
+      <w:proofErr w:type="gramEnd"/>
+      <w:r>
+        <w:rPr>
+          <w:rFonts w:hint="eastAsia"/>
+          <w:color w:val="0F0F0F"/>
+          <w:szCs w:val="28"/>
+        </w:rPr>
+        <w:t>。</w:t>
       </w:r>
       <w:r>
         <w:rPr>
@@ -422,15 +934,15 @@
           <w:szCs w:val="28"/>
           <w:u w:val="single"/>
         </w:rPr>
-        <w:t>丹陽</w:t>
-      </w:r>
-      <w:r>
-        <w:rPr>
-          <w:rFonts w:hint="eastAsia"/>
-          <w:color w:val="0F0F0F"/>
-          <w:szCs w:val="28"/>
-        </w:rPr>
-        <w:t>（今</w:t>
+        <w:t>唐</w:t>
+      </w:r>
+      <w:r>
+        <w:rPr>
+          <w:rFonts w:hint="eastAsia"/>
+          <w:color w:val="0F0F0F"/>
+          <w:szCs w:val="28"/>
+        </w:rPr>
+        <w:t xml:space="preserve"> </w:t>
       </w:r>
       <w:r>
         <w:rPr>
@@ -439,15 +951,15 @@
           <w:szCs w:val="28"/>
           <w:u w:val="single"/>
         </w:rPr>
-        <w:t>南京市</w:t>
-      </w:r>
-      <w:r>
-        <w:rPr>
-          <w:rFonts w:hint="eastAsia"/>
-          <w:color w:val="0F0F0F"/>
-          <w:szCs w:val="28"/>
-        </w:rPr>
-        <w:t>），這裡借指</w:t>
+        <w:t>宋</w:t>
+      </w:r>
+      <w:r>
+        <w:rPr>
+          <w:rFonts w:hint="eastAsia"/>
+          <w:color w:val="0F0F0F"/>
+          <w:szCs w:val="28"/>
+        </w:rPr>
+        <w:t>時期的京城（如</w:t>
       </w:r>
       <w:r>
         <w:rPr>
@@ -456,15 +968,15 @@
           <w:szCs w:val="28"/>
           <w:u w:val="single"/>
         </w:rPr>
-        <w:t>北宋</w:t>
-      </w:r>
-      <w:r>
-        <w:rPr>
-          <w:rFonts w:hint="eastAsia"/>
-          <w:color w:val="0F0F0F"/>
-          <w:szCs w:val="28"/>
-        </w:rPr>
-        <w:t>京都</w:t>
+        <w:t>汴京</w:t>
+      </w:r>
+      <w:r>
+        <w:rPr>
+          <w:rFonts w:hint="eastAsia"/>
+          <w:color w:val="0F0F0F"/>
+          <w:szCs w:val="28"/>
+        </w:rPr>
+        <w:t>或</w:t>
       </w:r>
       <w:r>
         <w:rPr>
@@ -473,16 +985,35 @@
           <w:szCs w:val="28"/>
           <w:u w:val="single"/>
         </w:rPr>
-        <w:t>開封</w:t>
-      </w:r>
-      <w:r>
-        <w:rPr>
-          <w:rFonts w:hint="eastAsia"/>
-          <w:color w:val="0F0F0F"/>
-          <w:szCs w:val="28"/>
-        </w:rPr>
-        <w:t xml:space="preserve"> </w:t>
-      </w:r>
+        <w:t>長安</w:t>
+      </w:r>
+      <w:r>
+        <w:rPr>
+          <w:rFonts w:hint="eastAsia"/>
+          <w:color w:val="0F0F0F"/>
+          <w:szCs w:val="28"/>
+        </w:rPr>
+        <w:t>）多有皇家園林池沼供</w:t>
+      </w:r>
+      <w:proofErr w:type="gramStart"/>
+      <w:r>
+        <w:rPr>
+          <w:rFonts w:hint="eastAsia"/>
+          <w:color w:val="0F0F0F"/>
+          <w:szCs w:val="28"/>
+        </w:rPr>
+        <w:t>群臣宴遊</w:t>
+      </w:r>
+      <w:proofErr w:type="gramEnd"/>
+      <w:r>
+        <w:rPr>
+          <w:rFonts w:hint="eastAsia"/>
+          <w:color w:val="0F0F0F"/>
+          <w:szCs w:val="28"/>
+        </w:rPr>
+        <w:t>。詞人回憶昔日在京城與同僚好友在皇家</w:t>
+      </w:r>
+      <w:proofErr w:type="gramStart"/>
       <w:r>
         <w:rPr>
           <w:rFonts w:hint="eastAsia"/>
@@ -490,91 +1021,24 @@
           <w:szCs w:val="28"/>
           <w:u w:val="single"/>
         </w:rPr>
-        <w:t>西鄭門</w:t>
-      </w:r>
-      <w:r>
-        <w:rPr>
-          <w:rFonts w:hint="eastAsia"/>
-          <w:color w:val="0F0F0F"/>
-          <w:szCs w:val="28"/>
-        </w:rPr>
-        <w:t>西北之</w:t>
-      </w:r>
-      <w:hyperlink r:id="rId8" w:history="1">
-        <w:r>
-          <w:rPr>
-            <w:rStyle w:val="a7"/>
-            <w:rFonts w:hint="eastAsia"/>
-            <w:szCs w:val="28"/>
-          </w:rPr>
-          <w:t>金明池</w:t>
-        </w:r>
-      </w:hyperlink>
-      <w:r>
-        <w:rPr>
-          <w:rFonts w:hint="eastAsia"/>
-          <w:color w:val="0F0F0F"/>
-          <w:szCs w:val="28"/>
-        </w:rPr>
-        <w:t>。</w:t>
-      </w:r>
-      <w:r>
-        <w:rPr>
-          <w:rFonts w:hint="eastAsia"/>
-          <w:color w:val="0F0F0F"/>
-          <w:szCs w:val="28"/>
-        </w:rPr>
-        <w:t>秦觀於</w:t>
-      </w:r>
-      <w:r>
-        <w:rPr>
-          <w:rFonts w:hint="eastAsia"/>
-          <w:color w:val="0F0F0F"/>
-          <w:szCs w:val="28"/>
-          <w:u w:val="single"/>
-        </w:rPr>
-        <w:t>元佑</w:t>
-      </w:r>
-      <w:r>
-        <w:rPr>
-          <w:rFonts w:hint="eastAsia"/>
-          <w:color w:val="0F0F0F"/>
-          <w:szCs w:val="28"/>
-        </w:rPr>
-        <w:t>間居京時，與諸同僚有</w:t>
-      </w:r>
-      <w:r>
-        <w:rPr>
-          <w:rFonts w:hint="eastAsia"/>
-          <w:color w:val="0F0F0F"/>
-          <w:szCs w:val="28"/>
-          <w:u w:val="single"/>
-        </w:rPr>
-        <w:t>金明池</w:t>
-      </w:r>
-      <w:r>
-        <w:rPr>
-          <w:rFonts w:hint="eastAsia"/>
-          <w:color w:val="0F0F0F"/>
-          <w:szCs w:val="28"/>
-        </w:rPr>
-        <w:t>之</w:t>
-      </w:r>
-      <w:r>
-        <w:rPr>
-          <w:rFonts w:hint="eastAsia"/>
-          <w:color w:val="0F0F0F"/>
-          <w:szCs w:val="28"/>
-        </w:rPr>
-        <w:t>遊</w:t>
-      </w:r>
-      <w:r>
-        <w:rPr>
-          <w:rFonts w:hint="eastAsia"/>
-          <w:color w:val="0F0F0F"/>
-          <w:szCs w:val="28"/>
-        </w:rPr>
-        <w:t>會。</w:t>
+        <w:t>西池</w:t>
+      </w:r>
+      <w:r>
+        <w:rPr>
+          <w:rFonts w:hint="eastAsia"/>
+          <w:color w:val="0F0F0F"/>
+          <w:szCs w:val="28"/>
+        </w:rPr>
+        <w:t>聚會宴遊</w:t>
+      </w:r>
+      <w:proofErr w:type="gramEnd"/>
+      <w:r>
+        <w:rPr>
+          <w:rFonts w:hint="eastAsia"/>
+          <w:color w:val="0F0F0F"/>
+          <w:szCs w:val="28"/>
+        </w:rPr>
+        <w:t>的美好盛況。</w:t>
       </w:r>
     </w:p>
     <w:p>
@@ -584,13 +1048,15 @@
           <w:ilvl w:val="0"/>
           <w:numId w:val="2"/>
         </w:numPr>
-        <w:spacing w:after="0" w:line="420" w:lineRule="exact"/>
-        <w:ind w:leftChars="0" w:left="465" w:right="0" w:hanging="482"/>
-        <w:rPr>
-          <w:color w:val="0F0F0F"/>
-          <w:szCs w:val="28"/>
-        </w:rPr>
-      </w:pPr>
+        <w:spacing w:after="0" w:line="380" w:lineRule="exact"/>
+        <w:ind w:leftChars="0" w:left="284" w:right="0" w:hanging="301"/>
+        <w:jc w:val="both"/>
+        <w:rPr>
+          <w:color w:val="0F0F0F"/>
+          <w:szCs w:val="28"/>
+        </w:rPr>
+      </w:pPr>
+      <w:proofErr w:type="gramStart"/>
       <w:r>
         <w:rPr>
           <w:rFonts w:hint="eastAsia"/>
@@ -599,6 +1065,7 @@
         </w:rPr>
         <w:t>鵷</w:t>
       </w:r>
+      <w:proofErr w:type="gramEnd"/>
       <w:r>
         <w:rPr>
           <w:rFonts w:hint="eastAsia"/>
@@ -607,6 +1074,7 @@
         </w:rPr>
         <w:t>(</w:t>
       </w:r>
+      <w:proofErr w:type="gramStart"/>
       <w:r>
         <w:rPr>
           <w:rFonts w:hint="eastAsia"/>
@@ -616,6 +1084,7 @@
         </w:rPr>
         <w:t>ㄩㄢ</w:t>
       </w:r>
+      <w:proofErr w:type="gramEnd"/>
       <w:r>
         <w:rPr>
           <w:rFonts w:hint="eastAsia"/>
@@ -624,85 +1093,61 @@
         </w:rPr>
         <w:t>)</w:t>
       </w:r>
-      <w:r>
-        <w:rPr>
-          <w:rFonts w:hint="eastAsia"/>
-          <w:color w:val="0F0F0F"/>
-          <w:szCs w:val="28"/>
-        </w:rPr>
-        <w:t>鷺：</w:t>
-      </w:r>
-      <w:r>
-        <w:rPr>
-          <w:color w:val="0F0F0F"/>
-          <w:szCs w:val="28"/>
-        </w:rPr>
-        <w:t>謂朝官之行列，如鵷鳥和鷺鳥排列整齊有序。飛蓋，狀車輛之疾行</w:t>
-      </w:r>
-      <w:r>
-        <w:rPr>
-          <w:rFonts w:hint="eastAsia"/>
-          <w:color w:val="0F0F0F"/>
-          <w:szCs w:val="28"/>
-        </w:rPr>
-        <w:t>，</w:t>
-      </w:r>
-      <w:r>
-        <w:rPr>
-          <w:color w:val="0F0F0F"/>
-          <w:szCs w:val="28"/>
-        </w:rPr>
-        <w:t>這裡代指車。</w:t>
-      </w:r>
-      <w:hyperlink r:id="rId9" w:history="1">
-        <w:r>
-          <w:rPr>
-            <w:rStyle w:val="a7"/>
-            <w:rFonts w:hint="eastAsia"/>
-            <w:szCs w:val="28"/>
-          </w:rPr>
-          <w:t>鵷雛</w:t>
-        </w:r>
-      </w:hyperlink>
-      <w:r>
-        <w:rPr>
-          <w:rFonts w:hint="eastAsia"/>
-          <w:color w:val="0F0F0F"/>
-          <w:szCs w:val="28"/>
-        </w:rPr>
-        <w:t>，又稱鵷鶵</w:t>
-      </w:r>
-      <w:r>
-        <w:rPr>
-          <w:rFonts w:hint="eastAsia"/>
-          <w:color w:val="0F0F0F"/>
-          <w:szCs w:val="28"/>
-        </w:rPr>
-        <w:t>(</w:t>
-      </w:r>
-      <w:r>
-        <w:rPr>
-          <w:rFonts w:hint="eastAsia"/>
-          <w:color w:val="0F0F0F"/>
-          <w:szCs w:val="28"/>
-        </w:rPr>
-        <w:t>雛的異體字。</w:t>
-      </w:r>
-      <w:r>
-        <w:rPr>
-          <w:rFonts w:hint="eastAsia"/>
-          <w:color w:val="0F0F0F"/>
-          <w:szCs w:val="28"/>
-        </w:rPr>
-        <w:t>)</w:t>
-      </w:r>
-      <w:r>
-        <w:rPr>
-          <w:rFonts w:hint="eastAsia"/>
-          <w:color w:val="0F0F0F"/>
-          <w:szCs w:val="28"/>
-        </w:rPr>
-        <w:t>，是中國古代傳說中的禽類之一，屬於鳳凰的一種。</w:t>
+      <w:proofErr w:type="gramStart"/>
+      <w:r>
+        <w:rPr>
+          <w:rFonts w:hint="eastAsia"/>
+          <w:color w:val="0F0F0F"/>
+          <w:szCs w:val="28"/>
+        </w:rPr>
+        <w:t>鷺</w:t>
+      </w:r>
+      <w:proofErr w:type="gramEnd"/>
+      <w:r>
+        <w:rPr>
+          <w:rFonts w:hint="eastAsia"/>
+          <w:color w:val="0F0F0F"/>
+          <w:szCs w:val="28"/>
+        </w:rPr>
+        <w:t>：</w:t>
+      </w:r>
+      <w:proofErr w:type="gramStart"/>
+      <w:r>
+        <w:t>鵷鶵</w:t>
+      </w:r>
+      <w:proofErr w:type="gramEnd"/>
+      <w:r>
+        <w:t>（傳說中的一種鳥，與鳳凰同類）與鷺鷥。</w:t>
+      </w:r>
+      <w:proofErr w:type="gramStart"/>
+      <w:r>
+        <w:t>古代朝班時</w:t>
+      </w:r>
+      <w:proofErr w:type="gramEnd"/>
+      <w:r>
+        <w:t>，百官依照班次行列排班，猶如</w:t>
+      </w:r>
+      <w:proofErr w:type="gramStart"/>
+      <w:r>
+        <w:t>鵷</w:t>
+      </w:r>
+      <w:proofErr w:type="gramEnd"/>
+      <w:r>
+        <w:t>鷺隨行。</w:t>
+      </w:r>
+      <w:proofErr w:type="gramStart"/>
+      <w:r>
+        <w:rPr>
+          <w:rFonts w:hint="eastAsia"/>
+        </w:rPr>
+        <w:t>借代朝</w:t>
+      </w:r>
+      <w:proofErr w:type="gramEnd"/>
+      <w:r>
+        <w:rPr>
+          <w:rFonts w:hint="eastAsia"/>
+        </w:rPr>
+        <w:t>中位高權重的文武百官或同僚好友。</w:t>
       </w:r>
     </w:p>
     <w:p>
@@ -712,364 +1157,89 @@
           <w:ilvl w:val="0"/>
           <w:numId w:val="2"/>
         </w:numPr>
-        <w:spacing w:after="0" w:line="420" w:lineRule="exact"/>
-        <w:ind w:leftChars="0" w:left="465" w:right="0" w:hanging="482"/>
-        <w:rPr>
-          <w:color w:val="0F0F0F"/>
-          <w:szCs w:val="28"/>
-        </w:rPr>
-      </w:pPr>
-      <w:r>
-        <w:rPr>
-          <w:rFonts w:hint="eastAsia"/>
-          <w:color w:val="0F0F0F"/>
-          <w:szCs w:val="28"/>
-        </w:rPr>
-        <w:t>日邊：</w:t>
-      </w:r>
-      <w:r>
-        <w:rPr>
-          <w:rFonts w:hint="eastAsia"/>
-          <w:color w:val="0F0F0F"/>
-          <w:szCs w:val="28"/>
-          <w:u w:val="single"/>
-        </w:rPr>
-        <w:t>晉明帝</w:t>
-      </w:r>
-      <w:r>
-        <w:rPr>
-          <w:rFonts w:hint="eastAsia"/>
-          <w:color w:val="0F0F0F"/>
-          <w:szCs w:val="28"/>
-        </w:rPr>
-        <w:t>只有幾歲的時候，坐在</w:t>
-      </w:r>
-      <w:r>
-        <w:rPr>
-          <w:rFonts w:hint="eastAsia"/>
-          <w:color w:val="0F0F0F"/>
-          <w:szCs w:val="28"/>
-          <w:u w:val="single"/>
-        </w:rPr>
-        <w:t>元帝</w:t>
-      </w:r>
-      <w:r>
-        <w:rPr>
-          <w:rFonts w:hint="eastAsia"/>
-          <w:color w:val="0F0F0F"/>
-          <w:szCs w:val="28"/>
-        </w:rPr>
-        <w:t>膝蓋上。有個從</w:t>
-      </w:r>
-      <w:r>
-        <w:rPr>
-          <w:rFonts w:hint="eastAsia"/>
-          <w:color w:val="0F0F0F"/>
-          <w:szCs w:val="28"/>
-          <w:u w:val="single"/>
-        </w:rPr>
-        <w:t>長安</w:t>
-      </w:r>
-      <w:r>
-        <w:rPr>
-          <w:rFonts w:hint="eastAsia"/>
-          <w:color w:val="0F0F0F"/>
-          <w:szCs w:val="28"/>
-        </w:rPr>
-        <w:t>來的人，</w:t>
-      </w:r>
-      <w:r>
-        <w:rPr>
-          <w:rFonts w:hint="eastAsia"/>
-          <w:color w:val="0F0F0F"/>
-          <w:szCs w:val="28"/>
-          <w:u w:val="single"/>
-        </w:rPr>
-        <w:t>元帝</w:t>
-      </w:r>
-      <w:r>
-        <w:rPr>
-          <w:rFonts w:hint="eastAsia"/>
-          <w:color w:val="0F0F0F"/>
-          <w:szCs w:val="28"/>
-        </w:rPr>
-        <w:t>就向他詢問</w:t>
-      </w:r>
-      <w:r>
-        <w:rPr>
-          <w:rFonts w:hint="eastAsia"/>
-          <w:color w:val="0F0F0F"/>
-          <w:szCs w:val="28"/>
-          <w:u w:val="single"/>
-        </w:rPr>
-        <w:t>洛陽</w:t>
-      </w:r>
-      <w:r>
-        <w:rPr>
-          <w:rFonts w:hint="eastAsia"/>
-          <w:color w:val="0F0F0F"/>
-          <w:szCs w:val="28"/>
-        </w:rPr>
-        <w:t>方面的訊息，不由地流下了眼淚。</w:t>
-      </w:r>
-      <w:r>
-        <w:rPr>
-          <w:rFonts w:hint="eastAsia"/>
-          <w:color w:val="0F0F0F"/>
-          <w:szCs w:val="28"/>
-          <w:u w:val="single"/>
-        </w:rPr>
-        <w:t>明帝</w:t>
-      </w:r>
-      <w:r>
-        <w:rPr>
-          <w:rFonts w:hint="eastAsia"/>
-          <w:color w:val="0F0F0F"/>
-          <w:szCs w:val="28"/>
-        </w:rPr>
-        <w:t>問：“</w:t>
-      </w:r>
-      <w:r>
-        <w:rPr>
-          <w:rFonts w:hint="eastAsia"/>
-          <w:color w:val="0F0F0F"/>
-          <w:szCs w:val="28"/>
-          <w:u w:val="single"/>
-        </w:rPr>
-        <w:t>元帝</w:t>
-      </w:r>
-      <w:r>
-        <w:rPr>
-          <w:rFonts w:hint="eastAsia"/>
-          <w:color w:val="0F0F0F"/>
-          <w:szCs w:val="28"/>
-        </w:rPr>
-        <w:t>因為什麼哭泣？”</w:t>
-      </w:r>
-      <w:r>
-        <w:rPr>
-          <w:rFonts w:hint="eastAsia"/>
-          <w:color w:val="0F0F0F"/>
-          <w:szCs w:val="28"/>
-          <w:u w:val="single"/>
-        </w:rPr>
-        <w:t>元帝</w:t>
-      </w:r>
-      <w:r>
-        <w:rPr>
-          <w:rFonts w:hint="eastAsia"/>
-          <w:color w:val="0F0F0F"/>
-          <w:szCs w:val="28"/>
-        </w:rPr>
-        <w:t>把被外族侵略不得已過江避難的事詳細地告訴了他。於是問</w:t>
-      </w:r>
-      <w:r>
-        <w:rPr>
-          <w:rFonts w:hint="eastAsia"/>
-          <w:color w:val="0F0F0F"/>
-          <w:szCs w:val="28"/>
-          <w:u w:val="single"/>
-        </w:rPr>
-        <w:t>明帝</w:t>
-      </w:r>
-      <w:r>
-        <w:rPr>
-          <w:rFonts w:hint="eastAsia"/>
-          <w:color w:val="0F0F0F"/>
-          <w:szCs w:val="28"/>
-        </w:rPr>
-        <w:t>說：“你認為</w:t>
-      </w:r>
-      <w:r>
-        <w:rPr>
-          <w:rFonts w:hint="eastAsia"/>
-          <w:color w:val="0F0F0F"/>
-          <w:szCs w:val="28"/>
-          <w:u w:val="single"/>
-        </w:rPr>
-        <w:t>長安</w:t>
-      </w:r>
-      <w:r>
-        <w:rPr>
-          <w:rFonts w:hint="eastAsia"/>
-          <w:color w:val="0F0F0F"/>
-          <w:szCs w:val="28"/>
-        </w:rPr>
-        <w:t>與太陽相比，哪個更遠？”</w:t>
-      </w:r>
-      <w:r>
-        <w:rPr>
-          <w:rFonts w:hint="eastAsia"/>
-          <w:color w:val="0F0F0F"/>
-          <w:szCs w:val="28"/>
-          <w:u w:val="single"/>
-        </w:rPr>
-        <w:t>明帝</w:t>
-      </w:r>
-      <w:r>
-        <w:rPr>
-          <w:rFonts w:hint="eastAsia"/>
-          <w:color w:val="0F0F0F"/>
-          <w:szCs w:val="28"/>
-        </w:rPr>
-        <w:t>回答說：“太陽遠，沒聽說有人從太陽那邊來，根據這一點可以知道。”</w:t>
-      </w:r>
-      <w:r>
-        <w:rPr>
-          <w:rFonts w:hint="eastAsia"/>
-          <w:color w:val="0F0F0F"/>
-          <w:szCs w:val="28"/>
-          <w:u w:val="single"/>
-        </w:rPr>
-        <w:t>元帝</w:t>
-      </w:r>
-      <w:r>
-        <w:rPr>
-          <w:rFonts w:hint="eastAsia"/>
-          <w:color w:val="0F0F0F"/>
-          <w:szCs w:val="28"/>
-        </w:rPr>
-        <w:t>感到很詫異。第二天，</w:t>
-      </w:r>
-      <w:r>
-        <w:rPr>
-          <w:rFonts w:hint="eastAsia"/>
-          <w:color w:val="0F0F0F"/>
-          <w:szCs w:val="28"/>
-          <w:u w:val="single"/>
-        </w:rPr>
-        <w:t>元帝</w:t>
-      </w:r>
-      <w:r>
-        <w:rPr>
-          <w:rFonts w:hint="eastAsia"/>
-          <w:color w:val="0F0F0F"/>
-          <w:szCs w:val="28"/>
-        </w:rPr>
-        <w:t>召集群臣舉行宴會，把</w:t>
-      </w:r>
-      <w:r>
-        <w:rPr>
-          <w:rFonts w:hint="eastAsia"/>
-          <w:color w:val="0F0F0F"/>
-          <w:szCs w:val="28"/>
-          <w:u w:val="single"/>
-        </w:rPr>
-        <w:t>明帝</w:t>
-      </w:r>
-      <w:r>
-        <w:rPr>
-          <w:rFonts w:hint="eastAsia"/>
-          <w:color w:val="0F0F0F"/>
-          <w:szCs w:val="28"/>
-        </w:rPr>
-        <w:t>所說的意思告訴了大家。然後又重新問</w:t>
-      </w:r>
-      <w:r>
-        <w:rPr>
-          <w:rFonts w:hint="eastAsia"/>
-          <w:color w:val="0F0F0F"/>
-          <w:szCs w:val="28"/>
-          <w:u w:val="single"/>
-        </w:rPr>
-        <w:t>明帝</w:t>
-      </w:r>
-      <w:r>
-        <w:rPr>
-          <w:rFonts w:hint="eastAsia"/>
-          <w:color w:val="0F0F0F"/>
-          <w:szCs w:val="28"/>
-        </w:rPr>
-        <w:t>，</w:t>
-      </w:r>
-      <w:r>
-        <w:rPr>
-          <w:rFonts w:hint="eastAsia"/>
-          <w:color w:val="0F0F0F"/>
-          <w:szCs w:val="28"/>
-          <w:u w:val="single"/>
-        </w:rPr>
-        <w:t>明帝</w:t>
-      </w:r>
-      <w:r>
-        <w:rPr>
-          <w:rFonts w:hint="eastAsia"/>
-          <w:color w:val="0F0F0F"/>
-          <w:szCs w:val="28"/>
-        </w:rPr>
-        <w:t>卻回答說：“太陽近。”</w:t>
-      </w:r>
-      <w:r>
-        <w:rPr>
-          <w:rFonts w:hint="eastAsia"/>
-          <w:color w:val="0F0F0F"/>
-          <w:szCs w:val="28"/>
-          <w:u w:val="single"/>
-        </w:rPr>
-        <w:t>元帝</w:t>
-      </w:r>
-      <w:r>
-        <w:rPr>
-          <w:rFonts w:hint="eastAsia"/>
-          <w:color w:val="0F0F0F"/>
-          <w:szCs w:val="28"/>
-        </w:rPr>
-        <w:t>大驚失色，問：“你為什麼與昨天說的不一樣呢？”</w:t>
-      </w:r>
-      <w:r>
-        <w:rPr>
-          <w:rFonts w:hint="eastAsia"/>
-          <w:color w:val="0F0F0F"/>
-          <w:szCs w:val="28"/>
-          <w:u w:val="single"/>
-        </w:rPr>
-        <w:t>明帝</w:t>
-      </w:r>
-      <w:r>
-        <w:rPr>
-          <w:rFonts w:hint="eastAsia"/>
-          <w:color w:val="0F0F0F"/>
-          <w:szCs w:val="28"/>
-        </w:rPr>
-        <w:t>回答說：“因為抬頭就能</w:t>
-      </w:r>
-      <w:r>
-        <w:rPr>
-          <w:color w:val="0F0F0F"/>
-          <w:szCs w:val="28"/>
-        </w:rPr>
-        <w:t>看見太陽，但是</w:t>
-      </w:r>
-      <w:r>
-        <w:rPr>
-          <w:rFonts w:hint="eastAsia"/>
-          <w:color w:val="0F0F0F"/>
-          <w:szCs w:val="28"/>
-        </w:rPr>
-        <w:t>總是看不見</w:t>
-      </w:r>
-      <w:r>
-        <w:rPr>
-          <w:color w:val="0F0F0F"/>
-          <w:szCs w:val="28"/>
-          <w:u w:val="single"/>
-        </w:rPr>
-        <w:t>長安</w:t>
-      </w:r>
-      <w:r>
-        <w:rPr>
-          <w:color w:val="0F0F0F"/>
-          <w:szCs w:val="28"/>
-        </w:rPr>
-        <w:t>。”</w:t>
-      </w:r>
-      <w:r>
-        <w:rPr>
-          <w:rFonts w:hint="eastAsia"/>
-          <w:color w:val="0F0F0F"/>
-          <w:szCs w:val="28"/>
-        </w:rPr>
-        <w:t>後以日邊喻京都帝王左右。</w:t>
+        <w:spacing w:after="0" w:line="380" w:lineRule="exact"/>
+        <w:ind w:leftChars="0" w:left="284" w:right="0" w:hanging="301"/>
+        <w:jc w:val="both"/>
+        <w:rPr>
+          <w:color w:val="0F0F0F"/>
+          <w:szCs w:val="28"/>
+        </w:rPr>
+      </w:pPr>
+      <w:proofErr w:type="gramStart"/>
+      <w:r>
+        <w:rPr>
+          <w:color w:val="0F0F0F"/>
+          <w:szCs w:val="28"/>
+        </w:rPr>
+        <w:t>飛蓋</w:t>
+      </w:r>
+      <w:proofErr w:type="gramEnd"/>
+      <w:r>
+        <w:rPr>
+          <w:rFonts w:hint="eastAsia"/>
+          <w:color w:val="0F0F0F"/>
+          <w:szCs w:val="28"/>
+        </w:rPr>
+        <w:t>：</w:t>
+      </w:r>
+      <w:r>
+        <w:rPr>
+          <w:rFonts w:hint="eastAsia"/>
+          <w:color w:val="0F0F0F"/>
+          <w:szCs w:val="28"/>
+        </w:rPr>
+        <w:t>車蓋（古代車上的遮陽棚）迎風飛揚，形容車馬疾馳或結伴出遊的熱鬧景象</w:t>
+      </w:r>
+      <w:r>
+        <w:rPr>
+          <w:color w:val="0F0F0F"/>
+          <w:szCs w:val="28"/>
+        </w:rPr>
+        <w:br/>
+      </w:r>
+      <w:r>
+        <w:rPr>
+          <w:rFonts w:hint="eastAsia"/>
+          <w:color w:val="0F0F0F"/>
+          <w:szCs w:val="28"/>
+        </w:rPr>
+        <w:t>。形容昔日</w:t>
+      </w:r>
+      <w:proofErr w:type="gramStart"/>
+      <w:r>
+        <w:rPr>
+          <w:rFonts w:hint="eastAsia"/>
+          <w:color w:val="0F0F0F"/>
+          <w:szCs w:val="28"/>
+        </w:rPr>
+        <w:t>同僚們高官顯貴</w:t>
+      </w:r>
+      <w:proofErr w:type="gramEnd"/>
+      <w:r>
+        <w:rPr>
+          <w:rFonts w:hint="eastAsia"/>
+          <w:color w:val="0F0F0F"/>
+          <w:szCs w:val="28"/>
+        </w:rPr>
+        <w:t>、</w:t>
+      </w:r>
+      <w:proofErr w:type="gramStart"/>
+      <w:r>
+        <w:rPr>
+          <w:rFonts w:hint="eastAsia"/>
+          <w:color w:val="0F0F0F"/>
+          <w:szCs w:val="28"/>
+        </w:rPr>
+        <w:t>車馬相銜</w:t>
+      </w:r>
+      <w:proofErr w:type="gramEnd"/>
+      <w:r>
+        <w:rPr>
+          <w:rFonts w:hint="eastAsia"/>
+          <w:color w:val="0F0F0F"/>
+          <w:szCs w:val="28"/>
+        </w:rPr>
+        <w:t>、一同出遊的盛況。</w:t>
       </w:r>
     </w:p>
     <w:p>
@@ -1079,20 +1249,92 @@
           <w:ilvl w:val="0"/>
           <w:numId w:val="2"/>
         </w:numPr>
-        <w:spacing w:after="0" w:line="420" w:lineRule="exact"/>
-        <w:ind w:leftChars="0" w:left="465" w:right="0" w:hanging="482"/>
-        <w:rPr>
-          <w:color w:val="0F0F0F"/>
-          <w:szCs w:val="28"/>
-        </w:rPr>
-      </w:pPr>
-      <w:r>
-        <w:rPr>
-          <w:rFonts w:hint="eastAsia"/>
-          <w:color w:val="0F0F0F"/>
-          <w:szCs w:val="28"/>
-        </w:rPr>
-        <w:t>清夢：美夢。</w:t>
+        <w:spacing w:after="0" w:line="380" w:lineRule="exact"/>
+        <w:ind w:leftChars="0" w:left="284" w:right="0" w:hanging="301"/>
+        <w:jc w:val="both"/>
+        <w:rPr>
+          <w:rFonts w:hint="eastAsia"/>
+          <w:color w:val="0F0F0F"/>
+          <w:szCs w:val="28"/>
+        </w:rPr>
+      </w:pPr>
+      <w:proofErr w:type="gramStart"/>
+      <w:r>
+        <w:rPr>
+          <w:rFonts w:hint="eastAsia"/>
+          <w:color w:val="0F0F0F"/>
+          <w:szCs w:val="28"/>
+        </w:rPr>
+        <w:t>日邊</w:t>
+      </w:r>
+      <w:proofErr w:type="gramEnd"/>
+      <w:r>
+        <w:rPr>
+          <w:rFonts w:hint="eastAsia"/>
+          <w:color w:val="0F0F0F"/>
+          <w:szCs w:val="28"/>
+        </w:rPr>
+        <w:t>：</w:t>
+      </w:r>
+      <w:r>
+        <w:rPr>
+          <w:rFonts w:hint="eastAsia"/>
+          <w:color w:val="0F0F0F"/>
+          <w:szCs w:val="28"/>
+        </w:rPr>
+        <w:t>太陽旁邊。在</w:t>
+      </w:r>
+      <w:r>
+        <w:rPr>
+          <w:rFonts w:hint="eastAsia"/>
+          <w:color w:val="0F0F0F"/>
+          <w:szCs w:val="28"/>
+          <w:u w:val="single"/>
+        </w:rPr>
+        <w:t>唐</w:t>
+      </w:r>
+      <w:r>
+        <w:rPr>
+          <w:rFonts w:hint="eastAsia"/>
+          <w:color w:val="0F0F0F"/>
+          <w:szCs w:val="28"/>
+        </w:rPr>
+        <w:t xml:space="preserve"> </w:t>
+      </w:r>
+      <w:r>
+        <w:rPr>
+          <w:rFonts w:hint="eastAsia"/>
+          <w:color w:val="0F0F0F"/>
+          <w:szCs w:val="28"/>
+          <w:u w:val="single"/>
+        </w:rPr>
+        <w:t>宋</w:t>
+      </w:r>
+      <w:r>
+        <w:rPr>
+          <w:rFonts w:hint="eastAsia"/>
+          <w:color w:val="0F0F0F"/>
+          <w:szCs w:val="28"/>
+        </w:rPr>
+        <w:t>詩詞</w:t>
+      </w:r>
+      <w:proofErr w:type="gramStart"/>
+      <w:r>
+        <w:rPr>
+          <w:rFonts w:hint="eastAsia"/>
+          <w:color w:val="0F0F0F"/>
+          <w:szCs w:val="28"/>
+        </w:rPr>
+        <w:t>中常借指京城</w:t>
+      </w:r>
+      <w:proofErr w:type="gramEnd"/>
+      <w:r>
+        <w:rPr>
+          <w:rFonts w:hint="eastAsia"/>
+          <w:color w:val="0F0F0F"/>
+          <w:szCs w:val="28"/>
+        </w:rPr>
+        <w:t>、皇帝所在的朝廷，或靠近皇帝身邊。象徵著遠在京都的中央朝廷與政治核心區。</w:t>
       </w:r>
     </w:p>
     <w:p>
@@ -1102,20 +1344,29 @@
           <w:ilvl w:val="0"/>
           <w:numId w:val="2"/>
         </w:numPr>
-        <w:spacing w:after="0" w:line="420" w:lineRule="exact"/>
-        <w:ind w:leftChars="0" w:left="465" w:right="0" w:hanging="482"/>
-        <w:rPr>
-          <w:color w:val="0F0F0F"/>
-          <w:szCs w:val="28"/>
-        </w:rPr>
-      </w:pPr>
-      <w:r>
-        <w:rPr>
-          <w:rFonts w:hint="eastAsia"/>
-          <w:color w:val="0F0F0F"/>
-          <w:szCs w:val="28"/>
-        </w:rPr>
-        <w:t>朱顏：指青春年華。</w:t>
+        <w:spacing w:after="0" w:line="380" w:lineRule="exact"/>
+        <w:ind w:leftChars="0" w:left="284" w:right="0" w:hanging="301"/>
+        <w:jc w:val="both"/>
+        <w:rPr>
+          <w:color w:val="0F0F0F"/>
+          <w:szCs w:val="28"/>
+        </w:rPr>
+      </w:pPr>
+      <w:r>
+        <w:rPr>
+          <w:rFonts w:hint="eastAsia"/>
+          <w:color w:val="0F0F0F"/>
+          <w:szCs w:val="28"/>
+        </w:rPr>
+        <w:t>清夢：</w:t>
+      </w:r>
+      <w:r>
+        <w:rPr>
+          <w:rFonts w:hint="eastAsia"/>
+          <w:color w:val="0F0F0F"/>
+          <w:szCs w:val="28"/>
+        </w:rPr>
+        <w:t>清幽、清晰的夢境，或指在清晨時分做的夢，通常帶有一種思鄉、懷舊或向往之情。指重回京城、返回朝廷的夢想已經徹底斷絕，再也無法實現。</w:t>
       </w:r>
     </w:p>
     <w:p>
@@ -1125,20 +1376,210 @@
           <w:ilvl w:val="0"/>
           <w:numId w:val="2"/>
         </w:numPr>
-        <w:spacing w:after="0" w:line="420" w:lineRule="exact"/>
-        <w:ind w:leftChars="0" w:left="465" w:right="0" w:hanging="482"/>
-        <w:rPr>
-          <w:color w:val="0F0F0F"/>
-          <w:szCs w:val="28"/>
-        </w:rPr>
-      </w:pPr>
-      <w:r>
-        <w:rPr>
-          <w:rFonts w:hint="eastAsia"/>
-          <w:color w:val="0F0F0F"/>
-          <w:szCs w:val="28"/>
-        </w:rPr>
-        <w:t>飛紅：落花。</w:t>
+        <w:spacing w:after="0" w:line="380" w:lineRule="exact"/>
+        <w:ind w:leftChars="0" w:left="284" w:right="0" w:hanging="301"/>
+        <w:jc w:val="both"/>
+        <w:rPr>
+          <w:color w:val="0F0F0F"/>
+          <w:szCs w:val="28"/>
+        </w:rPr>
+      </w:pPr>
+      <w:r>
+        <w:rPr>
+          <w:rFonts w:hint="eastAsia"/>
+          <w:color w:val="0F0F0F"/>
+          <w:szCs w:val="28"/>
+        </w:rPr>
+        <w:lastRenderedPageBreak/>
+        <w:t>朱顏：</w:t>
+      </w:r>
+      <w:r>
+        <w:rPr>
+          <w:rFonts w:hint="eastAsia"/>
+          <w:color w:val="0F0F0F"/>
+          <w:szCs w:val="28"/>
+        </w:rPr>
+        <w:t>「朱」指紅潤、明麗；「顏」指面容。原意是指紅潤年輕的面容，在文學作品中常代指青春年華。在「鏡裡朱顏改」中，指詞人因長期的貶謫生活、憂愁與歲月流逝</w:t>
+      </w:r>
+      <w:r>
+        <w:rPr>
+          <w:color w:val="0F0F0F"/>
+          <w:szCs w:val="28"/>
+        </w:rPr>
+        <w:br/>
+      </w:r>
+      <w:r>
+        <w:rPr>
+          <w:rFonts w:hint="eastAsia"/>
+          <w:color w:val="0F0F0F"/>
+          <w:szCs w:val="28"/>
+        </w:rPr>
+        <w:t>，照鏡子時發現自己青春不再、容顏已經</w:t>
+      </w:r>
+      <w:proofErr w:type="gramStart"/>
+      <w:r>
+        <w:rPr>
+          <w:rFonts w:hint="eastAsia"/>
+          <w:color w:val="0F0F0F"/>
+          <w:szCs w:val="28"/>
+        </w:rPr>
+        <w:t>蒼老變衰</w:t>
+      </w:r>
+      <w:proofErr w:type="gramEnd"/>
+      <w:r>
+        <w:rPr>
+          <w:rFonts w:hint="eastAsia"/>
+          <w:color w:val="0F0F0F"/>
+          <w:szCs w:val="28"/>
+        </w:rPr>
+        <w:t>。</w:t>
+      </w:r>
+    </w:p>
+    <w:p>
+      <w:pPr>
+        <w:pStyle w:val="a9"/>
+        <w:numPr>
+          <w:ilvl w:val="0"/>
+          <w:numId w:val="2"/>
+        </w:numPr>
+        <w:spacing w:after="0" w:line="380" w:lineRule="exact"/>
+        <w:ind w:leftChars="0" w:left="284" w:right="0" w:hanging="426"/>
+        <w:jc w:val="both"/>
+        <w:rPr>
+          <w:color w:val="0F0F0F"/>
+          <w:szCs w:val="28"/>
+        </w:rPr>
+      </w:pPr>
+      <w:r>
+        <w:rPr>
+          <w:rFonts w:hint="eastAsia"/>
+          <w:color w:val="0F0F0F"/>
+          <w:szCs w:val="28"/>
+        </w:rPr>
+        <w:t>飛紅：</w:t>
+      </w:r>
+      <w:r>
+        <w:rPr>
+          <w:rFonts w:hint="eastAsia"/>
+          <w:color w:val="0F0F0F"/>
+          <w:szCs w:val="28"/>
+        </w:rPr>
+        <w:t>「飛」</w:t>
+      </w:r>
+      <w:proofErr w:type="gramStart"/>
+      <w:r>
+        <w:rPr>
+          <w:rFonts w:hint="eastAsia"/>
+          <w:color w:val="0F0F0F"/>
+          <w:szCs w:val="28"/>
+        </w:rPr>
+        <w:t>指飄飛</w:t>
+      </w:r>
+      <w:proofErr w:type="gramEnd"/>
+      <w:r>
+        <w:rPr>
+          <w:rFonts w:hint="eastAsia"/>
+          <w:color w:val="0F0F0F"/>
+          <w:szCs w:val="28"/>
+        </w:rPr>
+        <w:t>、隨風散落；「紅」</w:t>
+      </w:r>
+      <w:proofErr w:type="gramStart"/>
+      <w:r>
+        <w:rPr>
+          <w:rFonts w:hint="eastAsia"/>
+          <w:color w:val="0F0F0F"/>
+          <w:szCs w:val="28"/>
+        </w:rPr>
+        <w:t>借指紅色</w:t>
+      </w:r>
+      <w:proofErr w:type="gramEnd"/>
+      <w:r>
+        <w:rPr>
+          <w:rFonts w:hint="eastAsia"/>
+          <w:color w:val="0F0F0F"/>
+          <w:szCs w:val="28"/>
+        </w:rPr>
+        <w:t>的花瓣或落花。在「飛紅</w:t>
+      </w:r>
+      <w:proofErr w:type="gramStart"/>
+      <w:r>
+        <w:rPr>
+          <w:rFonts w:hint="eastAsia"/>
+          <w:color w:val="0F0F0F"/>
+          <w:szCs w:val="28"/>
+        </w:rPr>
+        <w:t>萬點愁如海</w:t>
+      </w:r>
+      <w:proofErr w:type="gramEnd"/>
+      <w:r>
+        <w:rPr>
+          <w:color w:val="0F0F0F"/>
+          <w:szCs w:val="28"/>
+        </w:rPr>
+        <w:br/>
+      </w:r>
+      <w:r>
+        <w:rPr>
+          <w:rFonts w:hint="eastAsia"/>
+          <w:color w:val="0F0F0F"/>
+          <w:szCs w:val="28"/>
+        </w:rPr>
+        <w:t>」中，指暮春時節千千萬萬隨風飄落的</w:t>
+      </w:r>
+      <w:proofErr w:type="gramStart"/>
+      <w:r>
+        <w:rPr>
+          <w:rFonts w:hint="eastAsia"/>
+          <w:color w:val="0F0F0F"/>
+          <w:szCs w:val="28"/>
+        </w:rPr>
+        <w:t>紅花殘瓣</w:t>
+      </w:r>
+      <w:proofErr w:type="gramEnd"/>
+      <w:r>
+        <w:rPr>
+          <w:rFonts w:hint="eastAsia"/>
+          <w:color w:val="0F0F0F"/>
+          <w:szCs w:val="28"/>
+        </w:rPr>
+        <w:t>。它既是</w:t>
+      </w:r>
+      <w:proofErr w:type="gramStart"/>
+      <w:r>
+        <w:rPr>
+          <w:rFonts w:hint="eastAsia"/>
+          <w:color w:val="0F0F0F"/>
+          <w:szCs w:val="28"/>
+        </w:rPr>
+        <w:t>眼前殘春</w:t>
+      </w:r>
+      <w:proofErr w:type="gramEnd"/>
+      <w:r>
+        <w:rPr>
+          <w:rFonts w:hint="eastAsia"/>
+          <w:color w:val="0F0F0F"/>
+          <w:szCs w:val="28"/>
+        </w:rPr>
+        <w:t>將盡的實景，也是詞人飄零命運的象徵，觸景生情，引發了如</w:t>
+      </w:r>
+      <w:proofErr w:type="gramStart"/>
+      <w:r>
+        <w:rPr>
+          <w:rFonts w:hint="eastAsia"/>
+          <w:color w:val="0F0F0F"/>
+          <w:szCs w:val="28"/>
+        </w:rPr>
+        <w:t>海般深沉</w:t>
+      </w:r>
+      <w:proofErr w:type="gramEnd"/>
+      <w:r>
+        <w:rPr>
+          <w:rFonts w:hint="eastAsia"/>
+          <w:color w:val="0F0F0F"/>
+          <w:szCs w:val="28"/>
+        </w:rPr>
+        <w:t>的哀愁。</w:t>
       </w:r>
     </w:p>
     <w:p>
@@ -1159,7 +1600,6 @@
           <w:szCs w:val="32"/>
           <w:bdr w:val="single" w:sz="4" w:space="0" w:color="auto"/>
         </w:rPr>
-        <w:lastRenderedPageBreak/>
         <w:t>創作背景</w:t>
       </w:r>
     </w:p>
@@ -1167,6 +1607,7 @@
       <w:pPr>
         <w:spacing w:after="0" w:line="480" w:lineRule="exact"/>
         <w:ind w:left="-17" w:right="0" w:firstLine="0"/>
+        <w:jc w:val="both"/>
         <w:rPr>
           <w:color w:val="0F0F0F"/>
           <w:szCs w:val="28"/>
@@ -1180,6 +1621,7 @@
         </w:rPr>
         <w:t xml:space="preserve">    </w:t>
       </w:r>
+      <w:proofErr w:type="gramStart"/>
       <w:r>
         <w:rPr>
           <w:rFonts w:hint="eastAsia"/>
@@ -1187,7 +1629,17 @@
           <w:szCs w:val="28"/>
           <w:u w:val="single"/>
         </w:rPr>
-        <w:t>紹聖</w:t>
+        <w:t>紹</w:t>
+      </w:r>
+      <w:proofErr w:type="gramEnd"/>
+      <w:r>
+        <w:rPr>
+          <w:rFonts w:hint="eastAsia"/>
+          <w:color w:val="0F0F0F"/>
+          <w:szCs w:val="28"/>
+          <w:u w:val="single"/>
+        </w:rPr>
+        <w:t>聖</w:t>
       </w:r>
       <w:r>
         <w:rPr>
@@ -1247,7 +1699,23 @@
           <w:color w:val="0F0F0F"/>
           <w:szCs w:val="28"/>
         </w:rPr>
-        <w:t>在內的一大批</w:t>
+        <w:t>在內的</w:t>
+      </w:r>
+      <w:proofErr w:type="gramStart"/>
+      <w:r>
+        <w:rPr>
+          <w:color w:val="0F0F0F"/>
+          <w:szCs w:val="28"/>
+        </w:rPr>
+        <w:t>一</w:t>
+      </w:r>
+      <w:proofErr w:type="gramEnd"/>
+      <w:r>
+        <w:rPr>
+          <w:color w:val="0F0F0F"/>
+          <w:szCs w:val="28"/>
+        </w:rPr>
+        <w:t>大批</w:t>
       </w:r>
       <w:r>
         <w:rPr>
@@ -1257,13 +1725,21 @@
         </w:rPr>
         <w:t>「</w:t>
       </w:r>
-      <w:hyperlink r:id="rId10" w:history="1">
+      <w:hyperlink r:id="rId8" w:history="1">
         <w:r>
           <w:rPr>
             <w:rStyle w:val="a7"/>
             <w:szCs w:val="28"/>
           </w:rPr>
-          <w:t>元祜</w:t>
+          <w:t>元</w:t>
+        </w:r>
+        <w:proofErr w:type="gramStart"/>
+        <w:r>
+          <w:rPr>
+            <w:rStyle w:val="a7"/>
+            <w:szCs w:val="28"/>
+          </w:rPr>
+          <w:t>祜</w:t>
         </w:r>
         <w:r>
           <w:rPr>
@@ -1283,6 +1759,7 @@
           </w:rPr>
           <w:t>ㄏㄨˋ</w:t>
         </w:r>
+        <w:proofErr w:type="gramEnd"/>
         <w:r>
           <w:rPr>
             <w:rStyle w:val="a7"/>
@@ -1312,7 +1789,15 @@
           <w:color w:val="0F0F0F"/>
           <w:szCs w:val="28"/>
         </w:rPr>
-        <w:t>紛紛被貶。這首詞</w:t>
+        <w:t>紛紛被貶。這首</w:t>
+      </w:r>
+      <w:proofErr w:type="gramStart"/>
+      <w:r>
+        <w:rPr>
+          <w:color w:val="0F0F0F"/>
+          <w:szCs w:val="28"/>
+        </w:rPr>
+        <w:t>詞</w:t>
       </w:r>
       <w:r>
         <w:rPr>
@@ -1329,6 +1814,7 @@
         </w:rPr>
         <w:t>秦觀</w:t>
       </w:r>
+      <w:proofErr w:type="gramEnd"/>
       <w:r>
         <w:rPr>
           <w:rFonts w:ascii="Roboto" w:hAnsi="Roboto"/>
@@ -1339,7 +1825,7 @@
     </w:p>
     <w:p>
       <w:pPr>
-        <w:spacing w:after="0" w:line="480" w:lineRule="exact"/>
+        <w:spacing w:beforeLines="50" w:before="120" w:after="0" w:line="440" w:lineRule="exact"/>
         <w:ind w:left="-17" w:right="0" w:firstLine="0"/>
         <w:rPr>
           <w:szCs w:val="28"/>
@@ -1359,6 +1845,7 @@
       <w:pPr>
         <w:spacing w:after="0" w:line="440" w:lineRule="exact"/>
         <w:ind w:left="-6" w:right="0" w:hanging="11"/>
+        <w:jc w:val="both"/>
         <w:rPr>
           <w:bCs/>
           <w:szCs w:val="28"/>
@@ -1377,16 +1864,26 @@
           <w:rFonts w:hint="eastAsia"/>
           <w:bCs/>
           <w:szCs w:val="28"/>
-        </w:rPr>
-        <w:t>這是</w:t>
-      </w:r>
-      <w:r>
-        <w:rPr>
-          <w:rFonts w:hint="eastAsia"/>
-          <w:bCs/>
-          <w:szCs w:val="28"/>
           <w:u w:val="single"/>
         </w:rPr>
+        <w:t>北宋</w:t>
+      </w:r>
+      <w:r>
+        <w:rPr>
+          <w:rFonts w:hint="eastAsia"/>
+          <w:bCs/>
+          <w:szCs w:val="28"/>
+        </w:rPr>
+        <w:t>詞人</w:t>
+      </w:r>
+      <w:proofErr w:type="gramStart"/>
+      <w:r>
+        <w:rPr>
+          <w:rFonts w:hint="eastAsia"/>
+          <w:bCs/>
+          <w:szCs w:val="28"/>
+          <w:u w:val="single"/>
+        </w:rPr>
         <w:t>秦觀</w:t>
       </w:r>
       <w:r>
@@ -1395,272 +1892,52 @@
           <w:bCs/>
           <w:szCs w:val="28"/>
         </w:rPr>
-        <w:t>借描寫春景春情，集中表現交織在一起的今與昔、政治上的不幸和愛情上的失意，抒發貶謫之痛、飄零之愁的一首詞作。</w:t>
-      </w:r>
-    </w:p>
-    <w:p>
-      <w:pPr>
-        <w:spacing w:after="0" w:line="440" w:lineRule="exact"/>
-        <w:ind w:left="-6" w:right="0" w:hanging="11"/>
-        <w:rPr>
-          <w:bCs/>
-          <w:szCs w:val="28"/>
-        </w:rPr>
-      </w:pPr>
-      <w:r>
-        <w:rPr>
-          <w:rFonts w:hint="eastAsia"/>
-          <w:bCs/>
-          <w:szCs w:val="28"/>
-        </w:rPr>
-        <w:t xml:space="preserve">　　</w:t>
-      </w:r>
-      <w:r>
-        <w:rPr>
-          <w:rFonts w:hint="eastAsia"/>
-          <w:bCs/>
-          <w:szCs w:val="28"/>
-        </w:rPr>
-        <w:t>上片著重寫今日生活情景。首寫眼前景致，“水邊沙外，城郭春寒退”二句，點明地點、時令，輕輕著筆，樸實自然。緊接著“花影亂，鶯聲碎”二句，細寫春景特色，以“亂”字狀花之紛繁，“碎”字表鶯聲盈耳，用筆尤</w:t>
-      </w:r>
-      <w:r>
-        <w:rPr>
-          <w:rFonts w:hint="eastAsia"/>
-          <w:b/>
-          <w:szCs w:val="28"/>
-        </w:rPr>
-        <w:t>工</w:t>
-      </w:r>
-      <w:r>
-        <w:rPr>
-          <w:rFonts w:hint="eastAsia"/>
-          <w:bCs/>
-          <w:szCs w:val="28"/>
-        </w:rPr>
-        <w:t>，各極其妙，洋溢著對自然的喜愛之情。“飄零”以下四句，忽而由喜轉悲，由春景春情轉寫遠謫索居，形體瘦損，不復有以往對酒當歌之情，轉折</w:t>
-      </w:r>
-      <w:r>
-        <w:rPr>
-          <w:rFonts w:hint="eastAsia"/>
-          <w:b/>
-          <w:szCs w:val="28"/>
-        </w:rPr>
-        <w:t>有致</w:t>
-      </w:r>
-      <w:r>
-        <w:rPr>
-          <w:rFonts w:hint="eastAsia"/>
-          <w:bCs/>
-          <w:szCs w:val="28"/>
-        </w:rPr>
-        <w:t>，詞情哀怨。</w:t>
-      </w:r>
-      <w:r>
-        <w:rPr>
-          <w:rFonts w:hint="eastAsia"/>
-          <w:b/>
-          <w:szCs w:val="28"/>
-        </w:rPr>
-        <w:t>歇拍</w:t>
-      </w:r>
-      <w:r>
-        <w:rPr>
-          <w:rFonts w:hint="eastAsia"/>
-          <w:bCs/>
-          <w:szCs w:val="28"/>
-        </w:rPr>
-        <w:t>“人不見，碧雲暮合空相對”二句，人情</w:t>
-      </w:r>
-      <w:r>
-        <w:rPr>
-          <w:rFonts w:hint="eastAsia"/>
-          <w:b/>
-          <w:szCs w:val="28"/>
-        </w:rPr>
-        <w:t>艷情</w:t>
-      </w:r>
-      <w:r>
-        <w:rPr>
-          <w:rFonts w:hint="eastAsia"/>
-          <w:bCs/>
-          <w:szCs w:val="28"/>
-        </w:rPr>
-        <w:t>，孤情淒情，</w:t>
-      </w:r>
-      <w:r>
-        <w:rPr>
-          <w:rFonts w:hint="eastAsia"/>
-          <w:b/>
-          <w:szCs w:val="28"/>
-        </w:rPr>
-        <w:t>蘊藉含蓄</w:t>
-      </w:r>
-      <w:r>
-        <w:rPr>
-          <w:rFonts w:hint="eastAsia"/>
-          <w:bCs/>
-          <w:szCs w:val="28"/>
-        </w:rPr>
-        <w:t>，耐人尋味。</w:t>
-      </w:r>
-    </w:p>
-    <w:p>
-      <w:pPr>
-        <w:spacing w:after="0" w:line="440" w:lineRule="exact"/>
-        <w:ind w:left="-6" w:right="0" w:hanging="11"/>
-        <w:rPr>
-          <w:bCs/>
-          <w:szCs w:val="28"/>
-        </w:rPr>
-      </w:pPr>
-      <w:r>
-        <w:rPr>
-          <w:rFonts w:hint="eastAsia"/>
-          <w:bCs/>
-          <w:szCs w:val="28"/>
-        </w:rPr>
-        <w:t xml:space="preserve">　　</w:t>
-      </w:r>
-      <w:r>
-        <w:rPr>
-          <w:rFonts w:hint="eastAsia"/>
-          <w:bCs/>
-          <w:szCs w:val="28"/>
-        </w:rPr>
-        <w:t>下片抒發由昔而今的生活之情。換頭直點昔日</w:t>
-      </w:r>
-      <w:r>
-        <w:rPr>
-          <w:rFonts w:hint="eastAsia"/>
-          <w:b/>
-          <w:szCs w:val="28"/>
-        </w:rPr>
-        <w:t>西池</w:t>
-      </w:r>
-      <w:r>
-        <w:rPr>
-          <w:rFonts w:hint="eastAsia"/>
-          <w:bCs/>
-          <w:szCs w:val="28"/>
-        </w:rPr>
-        <w:t>宴集，以“</w:t>
-      </w:r>
-      <w:r>
-        <w:rPr>
-          <w:bCs/>
-          <w:szCs w:val="28"/>
-        </w:rPr>
-        <w:t>鵷</w:t>
-      </w:r>
-      <w:r>
-        <w:rPr>
-          <w:rFonts w:hint="eastAsia"/>
-          <w:bCs/>
-          <w:szCs w:val="28"/>
-        </w:rPr>
-        <w:t>鷺同飛蓋”描寫其盛況。比喻形象，用語簡明，隱含著不能忘懷的情味。“攜手處”以下四句，又由昔而今，由喜而悲，景物依舊，諸友卻已飄泊雲散。結尾“春去也，飛紅萬點愁如海”，再由眼前想到今後。“飛紅萬點”是春歸的自然寫照，“愁如海”卻新奇絕妙。這兩句既是惜春春去，又是對前途的無望。</w:t>
-      </w:r>
-    </w:p>
-    <w:p>
-      <w:pPr>
-        <w:spacing w:after="0" w:line="440" w:lineRule="exact"/>
-        <w:ind w:left="-6" w:right="0" w:hanging="11"/>
-        <w:rPr>
-          <w:bCs/>
-          <w:szCs w:val="28"/>
-        </w:rPr>
-      </w:pPr>
-      <w:r>
-        <w:rPr>
-          <w:rFonts w:hint="eastAsia"/>
-          <w:bCs/>
-          <w:szCs w:val="28"/>
-        </w:rPr>
-        <w:t xml:space="preserve">　　</w:t>
-      </w:r>
-      <w:r>
-        <w:rPr>
-          <w:rFonts w:hint="eastAsia"/>
-          <w:bCs/>
-          <w:szCs w:val="28"/>
-        </w:rPr>
-        <w:t>此詞在內容上由春景春情引發，由昔而今</w:t>
-      </w:r>
-      <w:r>
-        <w:rPr>
-          <w:rFonts w:hint="eastAsia"/>
-          <w:bCs/>
-          <w:szCs w:val="28"/>
-        </w:rPr>
-        <w:t>、</w:t>
-      </w:r>
-      <w:r>
-        <w:rPr>
-          <w:rFonts w:hint="eastAsia"/>
-          <w:bCs/>
-          <w:szCs w:val="28"/>
-        </w:rPr>
-        <w:t>由今而昔，由喜而悲</w:t>
-      </w:r>
-      <w:r>
-        <w:rPr>
-          <w:rFonts w:hint="eastAsia"/>
-          <w:bCs/>
-          <w:szCs w:val="28"/>
-        </w:rPr>
-        <w:t>、</w:t>
-      </w:r>
-      <w:r>
-        <w:rPr>
-          <w:rFonts w:hint="eastAsia"/>
-          <w:bCs/>
-          <w:szCs w:val="28"/>
-        </w:rPr>
-        <w:t>由悲而怨，把政治上的不幸和愛情上的失意融為一體，集中抒發了貶徙之痛，飄零之苦。在藝術上一波三折，</w:t>
-      </w:r>
-      <w:r>
-        <w:rPr>
-          <w:rFonts w:hint="eastAsia"/>
-          <w:b/>
-          <w:szCs w:val="28"/>
-        </w:rPr>
-        <w:t>一唱三嘆</w:t>
-      </w:r>
-      <w:r>
-        <w:rPr>
-          <w:rFonts w:hint="eastAsia"/>
-          <w:bCs/>
-          <w:szCs w:val="28"/>
-        </w:rPr>
-        <w:t>，蘊藉含蓄，感人肺腑；以景結情，境界深遠，餘味無窮。</w:t>
-      </w:r>
-    </w:p>
-    <w:p>
-      <w:pPr>
-        <w:spacing w:after="0" w:line="440" w:lineRule="exact"/>
-        <w:ind w:left="-6" w:right="0" w:hanging="11"/>
-        <w:rPr>
-          <w:bCs/>
-          <w:szCs w:val="28"/>
-        </w:rPr>
-      </w:pPr>
-      <w:r>
-        <w:rPr>
-          <w:rFonts w:hint="eastAsia"/>
-          <w:bCs/>
-          <w:szCs w:val="28"/>
-        </w:rPr>
-        <w:t xml:space="preserve">　　</w:t>
-      </w:r>
-      <w:r>
-        <w:rPr>
-          <w:rFonts w:hint="eastAsia"/>
-          <w:bCs/>
-          <w:szCs w:val="28"/>
-        </w:rPr>
-        <w:t>詞中所體現的情感極為悲傷，充分體現這位“</w:t>
-      </w:r>
-      <w:hyperlink r:id="rId11" w:history="1">
+        <w:t>此首《千秋歲》</w:t>
+      </w:r>
+      <w:proofErr w:type="gramEnd"/>
+      <w:r>
+        <w:rPr>
+          <w:rFonts w:hint="eastAsia"/>
+          <w:bCs/>
+          <w:szCs w:val="28"/>
+        </w:rPr>
+        <w:t>為其</w:t>
+      </w:r>
+      <w:r>
+        <w:rPr>
+          <w:rFonts w:hint="eastAsia"/>
+          <w:szCs w:val="28"/>
+        </w:rPr>
+        <w:t>貶謫</w:t>
+      </w:r>
+      <w:r>
+        <w:rPr>
+          <w:rFonts w:hint="eastAsia"/>
+          <w:bCs/>
+          <w:szCs w:val="28"/>
+        </w:rPr>
+        <w:t>生涯中的沉痛之作。</w:t>
+      </w:r>
+      <w:proofErr w:type="gramStart"/>
+      <w:r>
+        <w:rPr>
+          <w:rFonts w:hint="eastAsia"/>
+          <w:bCs/>
+          <w:szCs w:val="28"/>
+        </w:rPr>
+        <w:t>全詞融情於</w:t>
+      </w:r>
+      <w:proofErr w:type="gramEnd"/>
+      <w:r>
+        <w:rPr>
+          <w:rFonts w:hint="eastAsia"/>
+          <w:bCs/>
+          <w:szCs w:val="28"/>
+        </w:rPr>
+        <w:t>景，將今昔之感、政治失意與身世飄零交織，堪稱</w:t>
+      </w:r>
+      <w:hyperlink r:id="rId9" w:history="1">
+        <w:proofErr w:type="gramStart"/>
         <w:r>
           <w:rPr>
             <w:rStyle w:val="a7"/>
@@ -1668,8 +1945,9 @@
             <w:bCs/>
             <w:szCs w:val="28"/>
           </w:rPr>
-          <w:t>古之傷心人</w:t>
+          <w:t>婉約詞</w:t>
         </w:r>
+        <w:proofErr w:type="gramEnd"/>
       </w:hyperlink>
       <w:r>
         <w:rPr>
@@ -1677,137 +1955,608 @@
           <w:bCs/>
           <w:szCs w:val="28"/>
         </w:rPr>
-        <w:t>”（</w:t>
-      </w:r>
-      <w:r>
-        <w:rPr>
-          <w:rFonts w:hint="eastAsia"/>
-          <w:bCs/>
-          <w:szCs w:val="28"/>
-          <w:u w:val="single"/>
-        </w:rPr>
-        <w:t>馮煦</w:t>
-      </w:r>
-      <w:r>
-        <w:rPr>
-          <w:rFonts w:hint="eastAsia"/>
-          <w:bCs/>
-          <w:szCs w:val="28"/>
-        </w:rPr>
-        <w:t>語）的性格特徵。即：當他身處逆境之時．往往不能自拔，無法像</w:t>
-      </w:r>
-      <w:r>
-        <w:rPr>
-          <w:rFonts w:hint="eastAsia"/>
-          <w:bCs/>
-          <w:szCs w:val="28"/>
-          <w:u w:val="single"/>
-        </w:rPr>
-        <w:t>蘇軾</w:t>
-      </w:r>
-      <w:r>
-        <w:rPr>
-          <w:rFonts w:hint="eastAsia"/>
-          <w:bCs/>
-          <w:szCs w:val="28"/>
-        </w:rPr>
-        <w:t>那樣，善於自我解脫，而是自嘆、自傷，一往而深，直至於死。所以，當他的朋友看到這首詞的時候，即擔心其“不久於世”（後作者逝於五年後）。這也就是作者所謂獨具善感“</w:t>
-      </w:r>
-      <w:r>
-        <w:rPr>
-          <w:rFonts w:hint="eastAsia"/>
-          <w:b/>
-          <w:szCs w:val="28"/>
-        </w:rPr>
-        <w:t>詞心</w:t>
-      </w:r>
-      <w:r>
-        <w:rPr>
-          <w:rFonts w:hint="eastAsia"/>
-          <w:bCs/>
-          <w:szCs w:val="28"/>
-        </w:rPr>
-        <w:t>”的體現。</w:t>
+        <w:t>中的千古絕唱。</w:t>
       </w:r>
     </w:p>
     <w:p>
       <w:pPr>
         <w:spacing w:after="0" w:line="440" w:lineRule="exact"/>
         <w:ind w:left="-6" w:right="0" w:hanging="11"/>
-        <w:rPr>
-          <w:bCs/>
-          <w:spacing w:val="-6"/>
-          <w:szCs w:val="28"/>
-        </w:rPr>
-      </w:pPr>
-      <w:r>
-        <w:rPr>
-          <w:rFonts w:hint="eastAsia"/>
-          <w:bCs/>
-          <w:spacing w:val="-6"/>
-          <w:szCs w:val="28"/>
-        </w:rPr>
-        <w:t>(資料來源：</w:t>
-      </w:r>
-      <w:hyperlink r:id="rId12" w:history="1">
-        <w:r>
-          <w:rPr>
-            <w:rStyle w:val="a7"/>
-            <w:bCs/>
-            <w:spacing w:val="-6"/>
-            <w:szCs w:val="28"/>
-          </w:rPr>
-          <w:t>https://shorturl.at/uIMOT</w:t>
-        </w:r>
-      </w:hyperlink>
-      <w:r>
-        <w:rPr>
-          <w:rFonts w:hint="eastAsia"/>
-          <w:bCs/>
-          <w:spacing w:val="-6"/>
-          <w:szCs w:val="28"/>
-        </w:rPr>
-        <w:t>)</w:t>
+        <w:jc w:val="both"/>
+        <w:rPr>
+          <w:bCs/>
+          <w:szCs w:val="28"/>
+        </w:rPr>
+      </w:pPr>
+      <w:r>
+        <w:rPr>
+          <w:rFonts w:hint="eastAsia"/>
+          <w:bCs/>
+          <w:szCs w:val="28"/>
+        </w:rPr>
+        <w:t xml:space="preserve">　　</w:t>
+      </w:r>
+      <w:proofErr w:type="gramStart"/>
+      <w:r>
+        <w:rPr>
+          <w:rFonts w:hint="eastAsia"/>
+          <w:bCs/>
+          <w:szCs w:val="28"/>
+        </w:rPr>
+        <w:t>詞作起筆</w:t>
+      </w:r>
+      <w:proofErr w:type="gramEnd"/>
+      <w:r>
+        <w:rPr>
+          <w:rFonts w:hint="eastAsia"/>
+          <w:bCs/>
+          <w:szCs w:val="28"/>
+        </w:rPr>
+        <w:t>「水</w:t>
+      </w:r>
+      <w:proofErr w:type="gramStart"/>
+      <w:r>
+        <w:rPr>
+          <w:rFonts w:hint="eastAsia"/>
+          <w:bCs/>
+          <w:szCs w:val="28"/>
+        </w:rPr>
+        <w:t>邊沙外</w:t>
+      </w:r>
+      <w:proofErr w:type="gramEnd"/>
+      <w:r>
+        <w:rPr>
+          <w:rFonts w:hint="eastAsia"/>
+          <w:bCs/>
+          <w:szCs w:val="28"/>
+        </w:rPr>
+        <w:t>，城郭</w:t>
+      </w:r>
+      <w:proofErr w:type="gramStart"/>
+      <w:r>
+        <w:rPr>
+          <w:rFonts w:hint="eastAsia"/>
+          <w:bCs/>
+          <w:szCs w:val="28"/>
+        </w:rPr>
+        <w:t>春寒退</w:t>
+      </w:r>
+      <w:proofErr w:type="gramEnd"/>
+      <w:r>
+        <w:rPr>
+          <w:rFonts w:hint="eastAsia"/>
+          <w:bCs/>
+          <w:szCs w:val="28"/>
+        </w:rPr>
+        <w:t>」勾勒</w:t>
+      </w:r>
+      <w:proofErr w:type="gramStart"/>
+      <w:r>
+        <w:rPr>
+          <w:rFonts w:hint="eastAsia"/>
+          <w:bCs/>
+          <w:szCs w:val="28"/>
+        </w:rPr>
+        <w:t>出荒寒而</w:t>
+      </w:r>
+      <w:proofErr w:type="gramEnd"/>
+      <w:r>
+        <w:rPr>
+          <w:rFonts w:hint="eastAsia"/>
+          <w:b/>
+          <w:szCs w:val="28"/>
+        </w:rPr>
+        <w:t>寥落</w:t>
+      </w:r>
+      <w:r>
+        <w:rPr>
+          <w:rFonts w:hint="eastAsia"/>
+          <w:bCs/>
+          <w:szCs w:val="28"/>
+        </w:rPr>
+        <w:t>的</w:t>
+      </w:r>
+      <w:proofErr w:type="gramStart"/>
+      <w:r>
+        <w:rPr>
+          <w:rFonts w:hint="eastAsia"/>
+          <w:bCs/>
+          <w:szCs w:val="28"/>
+        </w:rPr>
+        <w:t>遠郊春景</w:t>
+      </w:r>
+      <w:proofErr w:type="gramEnd"/>
+      <w:r>
+        <w:rPr>
+          <w:rFonts w:hint="eastAsia"/>
+          <w:bCs/>
+          <w:szCs w:val="28"/>
+        </w:rPr>
+        <w:t>。隨後的「花影亂，</w:t>
+      </w:r>
+      <w:proofErr w:type="gramStart"/>
+      <w:r>
+        <w:rPr>
+          <w:rFonts w:hint="eastAsia"/>
+          <w:bCs/>
+          <w:szCs w:val="28"/>
+        </w:rPr>
+        <w:t>鶯聲碎」化用</w:t>
+      </w:r>
+      <w:proofErr w:type="gramEnd"/>
+      <w:r>
+        <w:rPr>
+          <w:rFonts w:hint="eastAsia"/>
+          <w:bCs/>
+          <w:szCs w:val="28"/>
+        </w:rPr>
+        <w:t>前人詩意，以「亂」與「碎」字不僅</w:t>
+      </w:r>
+      <w:proofErr w:type="gramStart"/>
+      <w:r>
+        <w:rPr>
+          <w:rFonts w:hint="eastAsia"/>
+          <w:bCs/>
+          <w:szCs w:val="28"/>
+        </w:rPr>
+        <w:t>描摹了繁花</w:t>
+      </w:r>
+      <w:proofErr w:type="gramEnd"/>
+      <w:r>
+        <w:rPr>
+          <w:rFonts w:hint="eastAsia"/>
+          <w:bCs/>
+          <w:szCs w:val="28"/>
+        </w:rPr>
+        <w:t>搖曳、群</w:t>
+      </w:r>
+      <w:proofErr w:type="gramStart"/>
+      <w:r>
+        <w:rPr>
+          <w:rFonts w:hint="eastAsia"/>
+          <w:bCs/>
+          <w:szCs w:val="28"/>
+        </w:rPr>
+        <w:t>鶯爭啼</w:t>
+      </w:r>
+      <w:proofErr w:type="gramEnd"/>
+      <w:r>
+        <w:rPr>
+          <w:rFonts w:hint="eastAsia"/>
+          <w:bCs/>
+          <w:szCs w:val="28"/>
+        </w:rPr>
+        <w:t>的暮春景象，更深刻傳達出詞人內心紛亂不安的思緒，可謂典型的「以樂景</w:t>
+      </w:r>
+      <w:proofErr w:type="gramStart"/>
+      <w:r>
+        <w:rPr>
+          <w:rFonts w:hint="eastAsia"/>
+          <w:bCs/>
+          <w:szCs w:val="28"/>
+        </w:rPr>
+        <w:t>寫哀情</w:t>
+      </w:r>
+      <w:proofErr w:type="gramEnd"/>
+      <w:r>
+        <w:rPr>
+          <w:rFonts w:hint="eastAsia"/>
+          <w:bCs/>
+          <w:szCs w:val="28"/>
+        </w:rPr>
+        <w:t>」。面對此景，詞人卻「飄零</w:t>
+      </w:r>
+      <w:proofErr w:type="gramStart"/>
+      <w:r>
+        <w:rPr>
+          <w:rFonts w:hint="eastAsia"/>
+          <w:bCs/>
+          <w:szCs w:val="28"/>
+        </w:rPr>
+        <w:t>疏酒盞，</w:t>
+      </w:r>
+      <w:proofErr w:type="gramEnd"/>
+      <w:r>
+        <w:rPr>
+          <w:rFonts w:hint="eastAsia"/>
+          <w:bCs/>
+          <w:szCs w:val="28"/>
+        </w:rPr>
+        <w:t>離別寬衣帶」。因</w:t>
+      </w:r>
+      <w:proofErr w:type="gramStart"/>
+      <w:r>
+        <w:rPr>
+          <w:rFonts w:hint="eastAsia"/>
+          <w:bCs/>
+          <w:szCs w:val="28"/>
+        </w:rPr>
+        <w:t>遭貶遠徙</w:t>
+      </w:r>
+      <w:proofErr w:type="gramEnd"/>
+      <w:r>
+        <w:rPr>
+          <w:rFonts w:hint="eastAsia"/>
+          <w:bCs/>
+          <w:szCs w:val="28"/>
+        </w:rPr>
+        <w:t>，孤身異鄉，</w:t>
+      </w:r>
+      <w:proofErr w:type="gramStart"/>
+      <w:r>
+        <w:rPr>
+          <w:rFonts w:hint="eastAsia"/>
+          <w:bCs/>
+          <w:szCs w:val="28"/>
+        </w:rPr>
+        <w:t>連藉酒</w:t>
+      </w:r>
+      <w:proofErr w:type="gramEnd"/>
+      <w:r>
+        <w:rPr>
+          <w:rFonts w:hint="eastAsia"/>
+          <w:bCs/>
+          <w:szCs w:val="28"/>
+        </w:rPr>
+        <w:t>澆愁的心情也</w:t>
+      </w:r>
+      <w:r>
+        <w:rPr>
+          <w:rFonts w:hint="eastAsia"/>
+          <w:b/>
+          <w:szCs w:val="28"/>
+        </w:rPr>
+        <w:t>意興闌珊</w:t>
+      </w:r>
+      <w:r>
+        <w:rPr>
+          <w:rFonts w:hint="eastAsia"/>
+          <w:bCs/>
+          <w:szCs w:val="28"/>
+        </w:rPr>
+        <w:t>，而相思與</w:t>
+      </w:r>
+      <w:proofErr w:type="gramStart"/>
+      <w:r>
+        <w:rPr>
+          <w:rFonts w:hint="eastAsia"/>
+          <w:b/>
+          <w:szCs w:val="28"/>
+        </w:rPr>
+        <w:t>憂挫</w:t>
+      </w:r>
+      <w:r>
+        <w:rPr>
+          <w:rFonts w:hint="eastAsia"/>
+          <w:bCs/>
+          <w:szCs w:val="28"/>
+        </w:rPr>
+        <w:t>更</w:t>
+      </w:r>
+      <w:proofErr w:type="gramEnd"/>
+      <w:r>
+        <w:rPr>
+          <w:rFonts w:hint="eastAsia"/>
+          <w:bCs/>
+          <w:szCs w:val="28"/>
+        </w:rPr>
+        <w:t>使人消瘦、衣帶漸寬。結尾「人不見，碧雲</w:t>
+      </w:r>
+      <w:proofErr w:type="gramStart"/>
+      <w:r>
+        <w:rPr>
+          <w:rFonts w:hint="eastAsia"/>
+          <w:bCs/>
+          <w:szCs w:val="28"/>
+        </w:rPr>
+        <w:t>暮合空</w:t>
+      </w:r>
+      <w:proofErr w:type="gramEnd"/>
+      <w:r>
+        <w:rPr>
+          <w:rFonts w:hint="eastAsia"/>
+          <w:bCs/>
+          <w:szCs w:val="28"/>
+        </w:rPr>
+        <w:t>相對</w:t>
+      </w:r>
+      <w:r>
+        <w:rPr>
+          <w:bCs/>
+          <w:szCs w:val="28"/>
+        </w:rPr>
+        <w:br/>
+      </w:r>
+      <w:r>
+        <w:rPr>
+          <w:rFonts w:hint="eastAsia"/>
+          <w:bCs/>
+          <w:szCs w:val="28"/>
+        </w:rPr>
+        <w:t>」將視線拉向昏</w:t>
+      </w:r>
+      <w:proofErr w:type="gramStart"/>
+      <w:r>
+        <w:rPr>
+          <w:rFonts w:hint="eastAsia"/>
+          <w:bCs/>
+          <w:szCs w:val="28"/>
+        </w:rPr>
+        <w:t>暮</w:t>
+      </w:r>
+      <w:proofErr w:type="gramEnd"/>
+      <w:r>
+        <w:rPr>
+          <w:rFonts w:hint="eastAsia"/>
+          <w:bCs/>
+          <w:szCs w:val="28"/>
+        </w:rPr>
+        <w:t>的遠空，唯見</w:t>
+      </w:r>
+      <w:proofErr w:type="gramStart"/>
+      <w:r>
+        <w:rPr>
+          <w:rFonts w:hint="eastAsia"/>
+          <w:bCs/>
+          <w:szCs w:val="28"/>
+        </w:rPr>
+        <w:t>暮</w:t>
+      </w:r>
+      <w:proofErr w:type="gramEnd"/>
+      <w:r>
+        <w:rPr>
+          <w:rFonts w:hint="eastAsia"/>
+          <w:bCs/>
+          <w:szCs w:val="28"/>
+        </w:rPr>
+        <w:t>雲合攏，更添無限茫然與孤獨。</w:t>
       </w:r>
     </w:p>
     <w:p>
       <w:pPr>
-        <w:spacing w:after="0" w:line="420" w:lineRule="exact"/>
+        <w:spacing w:after="0" w:line="440" w:lineRule="exact"/>
         <w:ind w:left="-6" w:right="0" w:hanging="11"/>
-        <w:rPr>
+        <w:jc w:val="both"/>
+        <w:rPr>
+          <w:bCs/>
+          <w:szCs w:val="28"/>
+        </w:rPr>
+      </w:pPr>
+      <w:r>
+        <w:rPr>
+          <w:rFonts w:hint="eastAsia"/>
+          <w:bCs/>
+          <w:szCs w:val="28"/>
+        </w:rPr>
+        <w:t xml:space="preserve">　　</w:t>
+      </w:r>
+      <w:r>
+        <w:rPr>
+          <w:rFonts w:hint="eastAsia"/>
+          <w:bCs/>
+          <w:szCs w:val="28"/>
+        </w:rPr>
+        <w:t>過片「憶</w:t>
+      </w:r>
+      <w:proofErr w:type="gramStart"/>
+      <w:r>
+        <w:rPr>
+          <w:rFonts w:hint="eastAsia"/>
+          <w:bCs/>
+          <w:szCs w:val="28"/>
+        </w:rPr>
+        <w:t>昔西池會，鵷鷺同飛蓋</w:t>
+      </w:r>
+      <w:proofErr w:type="gramEnd"/>
+      <w:r>
+        <w:rPr>
+          <w:rFonts w:hint="eastAsia"/>
+          <w:bCs/>
+          <w:szCs w:val="28"/>
+        </w:rPr>
+        <w:t>」轉入對往昔京華繁華的回憶。昔日同僚如</w:t>
+      </w:r>
+      <w:proofErr w:type="gramStart"/>
+      <w:r>
+        <w:rPr>
+          <w:rFonts w:hint="eastAsia"/>
+          <w:bCs/>
+          <w:szCs w:val="28"/>
+        </w:rPr>
+        <w:t>鵷鷺般</w:t>
+      </w:r>
+      <w:proofErr w:type="gramEnd"/>
+      <w:r>
+        <w:rPr>
+          <w:rFonts w:hint="eastAsia"/>
+          <w:bCs/>
+          <w:szCs w:val="28"/>
+        </w:rPr>
+        <w:t>列隊朝堂、車</w:t>
+      </w:r>
+      <w:proofErr w:type="gramStart"/>
+      <w:r>
+        <w:rPr>
+          <w:rFonts w:hint="eastAsia"/>
+          <w:bCs/>
+          <w:szCs w:val="28"/>
+        </w:rPr>
+        <w:t>蓋相銜</w:t>
+      </w:r>
+      <w:proofErr w:type="gramEnd"/>
+      <w:r>
+        <w:rPr>
+          <w:rFonts w:hint="eastAsia"/>
+          <w:bCs/>
+          <w:szCs w:val="28"/>
+        </w:rPr>
+        <w:t>，何等風光；而「攜手處，今誰在」一句驟然跌入現實，昔日同仁因黨爭四散凋零，人事全非。隨之而來的「</w:t>
+      </w:r>
+      <w:proofErr w:type="gramStart"/>
+      <w:r>
+        <w:rPr>
+          <w:rFonts w:hint="eastAsia"/>
+          <w:bCs/>
+          <w:szCs w:val="28"/>
+        </w:rPr>
+        <w:t>日邊清</w:t>
+      </w:r>
+      <w:proofErr w:type="gramEnd"/>
+      <w:r>
+        <w:rPr>
+          <w:rFonts w:hint="eastAsia"/>
+          <w:bCs/>
+          <w:szCs w:val="28"/>
+        </w:rPr>
+        <w:t>夢斷，鏡裡朱顏改」，言盡政治理想的徹底破滅與青春年華的流逝。重重打擊下，再無重回京城的指望，唯見容顏蒼老。</w:t>
+      </w:r>
+    </w:p>
+    <w:p>
+      <w:pPr>
+        <w:spacing w:after="0" w:line="440" w:lineRule="exact"/>
+        <w:ind w:left="-6" w:right="0" w:hanging="11"/>
+        <w:jc w:val="both"/>
+        <w:rPr>
+          <w:rFonts w:hint="eastAsia"/>
+          <w:bCs/>
+          <w:szCs w:val="28"/>
+        </w:rPr>
+      </w:pPr>
+      <w:r>
+        <w:rPr>
+          <w:rFonts w:hint="eastAsia"/>
+          <w:bCs/>
+          <w:szCs w:val="28"/>
+        </w:rPr>
+        <w:t xml:space="preserve">　　</w:t>
+      </w:r>
+      <w:proofErr w:type="gramStart"/>
+      <w:r>
+        <w:rPr>
+          <w:rFonts w:hint="eastAsia"/>
+          <w:bCs/>
+          <w:szCs w:val="28"/>
+        </w:rPr>
+        <w:t>全詞高潮</w:t>
+      </w:r>
+      <w:proofErr w:type="gramEnd"/>
+      <w:r>
+        <w:rPr>
+          <w:rFonts w:hint="eastAsia"/>
+          <w:bCs/>
+          <w:szCs w:val="28"/>
+        </w:rPr>
+        <w:t>在結尾「春去也，飛紅</w:t>
+      </w:r>
+      <w:proofErr w:type="gramStart"/>
+      <w:r>
+        <w:rPr>
+          <w:rFonts w:hint="eastAsia"/>
+          <w:bCs/>
+          <w:szCs w:val="28"/>
+        </w:rPr>
+        <w:t>萬點愁如海</w:t>
+      </w:r>
+      <w:proofErr w:type="gramEnd"/>
+      <w:r>
+        <w:rPr>
+          <w:rFonts w:hint="eastAsia"/>
+          <w:bCs/>
+          <w:szCs w:val="28"/>
+        </w:rPr>
+        <w:t>」。詞人將無形之愁具</w:t>
+      </w:r>
+      <w:proofErr w:type="gramStart"/>
+      <w:r>
+        <w:rPr>
+          <w:rFonts w:hint="eastAsia"/>
+          <w:bCs/>
+          <w:szCs w:val="28"/>
+        </w:rPr>
+        <w:t>象</w:t>
+      </w:r>
+      <w:proofErr w:type="gramEnd"/>
+      <w:r>
+        <w:rPr>
+          <w:rFonts w:hint="eastAsia"/>
+          <w:bCs/>
+          <w:szCs w:val="28"/>
+        </w:rPr>
+        <w:t>化，以浩瀚無邊的大海比喻滿腹哀愁，伴隨萬點落紅</w:t>
+      </w:r>
+      <w:proofErr w:type="gramStart"/>
+      <w:r>
+        <w:rPr>
+          <w:rFonts w:hint="eastAsia"/>
+          <w:bCs/>
+          <w:szCs w:val="28"/>
+        </w:rPr>
+        <w:t>隨春歸</w:t>
+      </w:r>
+      <w:proofErr w:type="gramEnd"/>
+      <w:r>
+        <w:rPr>
+          <w:rFonts w:hint="eastAsia"/>
+          <w:bCs/>
+          <w:szCs w:val="28"/>
+        </w:rPr>
+        <w:t>去而達到頂峰。全篇層層推進，將</w:t>
+      </w:r>
+      <w:proofErr w:type="gramStart"/>
+      <w:r>
+        <w:rPr>
+          <w:rFonts w:hint="eastAsia"/>
+          <w:bCs/>
+          <w:szCs w:val="28"/>
+        </w:rPr>
+        <w:t>個人遭際融入</w:t>
+      </w:r>
+      <w:proofErr w:type="gramEnd"/>
+      <w:r>
+        <w:rPr>
+          <w:rFonts w:hint="eastAsia"/>
+          <w:bCs/>
+          <w:szCs w:val="28"/>
+        </w:rPr>
+        <w:t>大自然</w:t>
+      </w:r>
+      <w:proofErr w:type="gramStart"/>
+      <w:r>
+        <w:rPr>
+          <w:rFonts w:hint="eastAsia"/>
+          <w:bCs/>
+          <w:szCs w:val="28"/>
+        </w:rPr>
+        <w:t>的春逝之中</w:t>
+      </w:r>
+      <w:proofErr w:type="gramEnd"/>
+      <w:r>
+        <w:rPr>
+          <w:rFonts w:hint="eastAsia"/>
+          <w:bCs/>
+          <w:szCs w:val="28"/>
+        </w:rPr>
+        <w:t>，悲涼沉鬱，感人至深。</w:t>
+      </w:r>
+    </w:p>
+    <w:p>
+      <w:pPr>
+        <w:spacing w:beforeLines="50" w:before="120" w:after="0" w:line="440" w:lineRule="exact"/>
+        <w:ind w:left="-6" w:right="0" w:hanging="11"/>
+        <w:rPr>
+          <w:bCs/>
+          <w:sz w:val="32"/>
+          <w:szCs w:val="32"/>
+        </w:rPr>
+      </w:pPr>
+      <w:r>
+        <w:rPr>
+          <w:rFonts w:hint="eastAsia"/>
           <w:bCs/>
           <w:sz w:val="32"/>
           <w:szCs w:val="32"/>
           <w:bdr w:val="single" w:sz="4" w:space="0" w:color="auto"/>
         </w:rPr>
-        <w:sectPr>
-          <w:footerReference w:type="default" r:id="rId13"/>
-          <w:pgSz w:w="11906" w:h="16838"/>
-          <w:pgMar w:top="567" w:right="567" w:bottom="567" w:left="567" w:header="0" w:footer="0" w:gutter="0"/>
-          <w:cols w:space="720"/>
-          <w:docGrid w:linePitch="381"/>
-        </w:sectPr>
-      </w:pPr>
-    </w:p>
-    <w:p>
-      <w:pPr>
-        <w:spacing w:after="0" w:line="420" w:lineRule="exact"/>
-        <w:ind w:left="-6" w:right="0" w:hanging="11"/>
-        <w:rPr>
-          <w:bCs/>
-          <w:sz w:val="32"/>
-          <w:szCs w:val="32"/>
-        </w:rPr>
-      </w:pPr>
-      <w:r>
-        <w:rPr>
-          <w:rFonts w:hint="eastAsia"/>
-          <w:bCs/>
-          <w:sz w:val="32"/>
-          <w:szCs w:val="32"/>
-          <w:bdr w:val="single" w:sz="4" w:space="0" w:color="auto"/>
-        </w:rPr>
-        <w:lastRenderedPageBreak/>
         <w:t>補充</w:t>
       </w:r>
     </w:p>
@@ -1818,76 +2567,91 @@
           <w:ilvl w:val="0"/>
           <w:numId w:val="1"/>
         </w:numPr>
-        <w:spacing w:after="0" w:line="440" w:lineRule="exact"/>
-        <w:ind w:leftChars="0" w:right="0"/>
-        <w:rPr>
-          <w:szCs w:val="28"/>
-        </w:rPr>
-      </w:pPr>
-      <w:r>
-        <w:rPr>
-          <w:rFonts w:hint="eastAsia"/>
-          <w:szCs w:val="28"/>
-        </w:rPr>
-        <w:t>啼囀(</w:t>
-      </w:r>
+        <w:spacing w:after="0" w:line="360" w:lineRule="exact"/>
+        <w:ind w:leftChars="0" w:left="284" w:right="0" w:hanging="284"/>
+        <w:jc w:val="both"/>
+        <w:rPr>
+          <w:szCs w:val="28"/>
+        </w:rPr>
+      </w:pPr>
+      <w:r>
+        <w:rPr>
+          <w:rFonts w:hint="eastAsia"/>
+          <w:color w:val="0F0F0F"/>
+          <w:spacing w:val="-6"/>
+          <w:szCs w:val="28"/>
+        </w:rPr>
+        <w:t>貶謫</w:t>
+      </w:r>
+      <w:r>
+        <w:rPr>
+          <w:rFonts w:hint="eastAsia"/>
+          <w:color w:val="0F0F0F"/>
+          <w:spacing w:val="-6"/>
+          <w:szCs w:val="28"/>
+        </w:rPr>
+        <w:t>（</w:t>
+      </w:r>
+      <w:proofErr w:type="gramStart"/>
       <w:r>
         <w:rPr>
           <w:rFonts w:hint="eastAsia"/>
           <w:color w:val="FF0000"/>
+          <w:spacing w:val="-6"/>
           <w:sz w:val="16"/>
           <w:szCs w:val="16"/>
         </w:rPr>
-        <w:t>ㄓㄨㄢˇ</w:t>
-      </w:r>
-      <w:r>
-        <w:rPr>
-          <w:rFonts w:hint="eastAsia"/>
-          <w:szCs w:val="28"/>
-        </w:rPr>
-        <w:t>)：婉轉地、十分動聽地鳴叫。一般指鳥類鳴叫。囀：鳥鳴。【例】鶯囀、清囀</w:t>
-      </w:r>
-      <w:r>
-        <w:rPr>
-          <w:rFonts w:hint="eastAsia"/>
-          <w:szCs w:val="28"/>
-        </w:rPr>
-        <w:t>。</w:t>
-      </w:r>
-      <w:r>
-        <w:rPr>
-          <w:rFonts w:hint="eastAsia"/>
-          <w:szCs w:val="28"/>
-        </w:rPr>
-        <w:t>例：鳥兒在那茂密的樹林</w:t>
-      </w:r>
-      <w:r>
-        <w:rPr>
-          <w:rFonts w:hint="eastAsia"/>
-          <w:szCs w:val="28"/>
-        </w:rPr>
-        <w:t>裡</w:t>
-      </w:r>
-      <w:r>
-        <w:rPr>
-          <w:rFonts w:hint="eastAsia"/>
-          <w:szCs w:val="28"/>
-        </w:rPr>
-        <w:t>啼囀</w:t>
-      </w:r>
-      <w:r>
-        <w:rPr>
-          <w:rFonts w:hint="eastAsia"/>
-          <w:szCs w:val="28"/>
-        </w:rPr>
-        <w:t>著</w:t>
-      </w:r>
-      <w:r>
-        <w:rPr>
-          <w:rFonts w:hint="eastAsia"/>
-          <w:szCs w:val="28"/>
-        </w:rPr>
-        <w:t>，那聲音是多麼的美妙啊！</w:t>
+        <w:t>ㄅㄧㄢˇ</w:t>
+      </w:r>
+      <w:proofErr w:type="gramEnd"/>
+      <w:r>
+        <w:rPr>
+          <w:rFonts w:hint="eastAsia"/>
+          <w:color w:val="FF0000"/>
+          <w:spacing w:val="-6"/>
+          <w:sz w:val="16"/>
+          <w:szCs w:val="16"/>
+        </w:rPr>
+        <w:t xml:space="preserve">　</w:t>
+      </w:r>
+      <w:proofErr w:type="gramStart"/>
+      <w:r>
+        <w:rPr>
+          <w:rFonts w:hint="eastAsia"/>
+          <w:color w:val="FF0000"/>
+          <w:spacing w:val="-6"/>
+          <w:sz w:val="16"/>
+          <w:szCs w:val="16"/>
+        </w:rPr>
+        <w:t>ㄓㄜˊ</w:t>
+      </w:r>
+      <w:proofErr w:type="gramEnd"/>
+      <w:r>
+        <w:rPr>
+          <w:rFonts w:hint="eastAsia"/>
+          <w:color w:val="0F0F0F"/>
+          <w:spacing w:val="-6"/>
+          <w:szCs w:val="28"/>
+        </w:rPr>
+        <w:t>）</w:t>
+      </w:r>
+      <w:r>
+        <w:rPr>
+          <w:rFonts w:hint="eastAsia"/>
+          <w:color w:val="0F0F0F"/>
+          <w:spacing w:val="-6"/>
+          <w:szCs w:val="28"/>
+        </w:rPr>
+        <w:t>：</w:t>
+      </w:r>
+      <w:r>
+        <w:rPr>
+          <w:rFonts w:hint="eastAsia"/>
+          <w:color w:val="0F0F0F"/>
+          <w:spacing w:val="-6"/>
+          <w:szCs w:val="28"/>
+        </w:rPr>
+        <w:t>官員降職並被流放到邊遠地區。</w:t>
       </w:r>
     </w:p>
     <w:p>
@@ -1897,69 +2661,102 @@
           <w:ilvl w:val="0"/>
           <w:numId w:val="1"/>
         </w:numPr>
-        <w:spacing w:after="0" w:line="440" w:lineRule="exact"/>
-        <w:ind w:leftChars="0" w:right="0"/>
-        <w:rPr>
-          <w:szCs w:val="28"/>
-        </w:rPr>
-      </w:pPr>
-      <w:r>
-        <w:rPr>
-          <w:rFonts w:hint="eastAsia"/>
-          <w:szCs w:val="28"/>
-        </w:rPr>
-        <w:t>迢</w:t>
-      </w:r>
-      <w:r>
-        <w:rPr>
-          <w:rFonts w:hint="eastAsia"/>
-          <w:szCs w:val="28"/>
-        </w:rPr>
-        <w:t>(</w:t>
-      </w:r>
+        <w:spacing w:after="0" w:line="360" w:lineRule="exact"/>
+        <w:ind w:leftChars="0" w:left="284" w:right="0" w:hanging="284"/>
+        <w:jc w:val="both"/>
+        <w:rPr>
+          <w:szCs w:val="28"/>
+        </w:rPr>
+      </w:pPr>
+      <w:r>
+        <w:rPr>
+          <w:rFonts w:hint="eastAsia"/>
+          <w:color w:val="0F0F0F"/>
+          <w:spacing w:val="-6"/>
+          <w:szCs w:val="28"/>
+        </w:rPr>
+        <w:t>孤苦伶仃（</w:t>
+      </w:r>
+      <w:proofErr w:type="gramStart"/>
       <w:r>
         <w:rPr>
           <w:rFonts w:hint="eastAsia"/>
           <w:color w:val="FF0000"/>
+          <w:spacing w:val="-6"/>
           <w:sz w:val="16"/>
           <w:szCs w:val="16"/>
         </w:rPr>
-        <w:t>ㄊㄧㄠˊ</w:t>
-      </w:r>
-      <w:r>
-        <w:rPr>
-          <w:rFonts w:hint="eastAsia"/>
-          <w:szCs w:val="28"/>
-        </w:rPr>
-        <w:t>)</w:t>
-      </w:r>
-      <w:r>
-        <w:rPr>
-          <w:rFonts w:hint="eastAsia"/>
-          <w:szCs w:val="28"/>
-        </w:rPr>
-        <w:t>迢</w:t>
-      </w:r>
-      <w:r>
-        <w:rPr>
-          <w:rFonts w:hint="eastAsia"/>
-          <w:szCs w:val="28"/>
-        </w:rPr>
-        <w:t>：遙遠的樣子。</w:t>
-      </w:r>
-      <w:r>
-        <w:rPr>
-          <w:rFonts w:hint="eastAsia"/>
-          <w:szCs w:val="28"/>
-        </w:rPr>
-        <w:t>【例】千里迢</w:t>
-      </w:r>
-      <w:r>
-        <w:rPr>
-          <w:rFonts w:hint="eastAsia"/>
-          <w:szCs w:val="28"/>
-        </w:rPr>
-        <w:t>迢</w:t>
+        <w:t>ㄌㄧㄥˊ</w:t>
+      </w:r>
+      <w:proofErr w:type="gramEnd"/>
+      <w:r>
+        <w:rPr>
+          <w:rFonts w:hint="eastAsia"/>
+          <w:color w:val="FF0000"/>
+          <w:spacing w:val="-6"/>
+          <w:sz w:val="16"/>
+          <w:szCs w:val="16"/>
+        </w:rPr>
+        <w:t xml:space="preserve">　</w:t>
+      </w:r>
+      <w:proofErr w:type="gramStart"/>
+      <w:r>
+        <w:rPr>
+          <w:rFonts w:hint="eastAsia"/>
+          <w:color w:val="FF0000"/>
+          <w:spacing w:val="-6"/>
+          <w:sz w:val="16"/>
+          <w:szCs w:val="16"/>
+        </w:rPr>
+        <w:t>ㄉㄧㄥ</w:t>
+      </w:r>
+      <w:proofErr w:type="gramEnd"/>
+      <w:r>
+        <w:rPr>
+          <w:rFonts w:hint="eastAsia"/>
+          <w:color w:val="0F0F0F"/>
+          <w:spacing w:val="-6"/>
+          <w:szCs w:val="28"/>
+        </w:rPr>
+        <w:t>）</w:t>
+      </w:r>
+      <w:r>
+        <w:rPr>
+          <w:rFonts w:hint="eastAsia"/>
+          <w:color w:val="0F0F0F"/>
+          <w:spacing w:val="-6"/>
+          <w:szCs w:val="28"/>
+        </w:rPr>
+        <w:t>：</w:t>
+      </w:r>
+      <w:r>
+        <w:rPr>
+          <w:rFonts w:hint="eastAsia"/>
+          <w:color w:val="0F0F0F"/>
+          <w:spacing w:val="-6"/>
+          <w:szCs w:val="28"/>
+        </w:rPr>
+        <w:t>孤單困苦，沒有依靠。伶仃，形容孤獨無依的樣子。不僅指身邊沒有親友陪伴，更帶有一種流落異鄉、</w:t>
+      </w:r>
+      <w:proofErr w:type="gramStart"/>
+      <w:r>
+        <w:rPr>
+          <w:rFonts w:hint="eastAsia"/>
+          <w:color w:val="0F0F0F"/>
+          <w:spacing w:val="-6"/>
+          <w:szCs w:val="28"/>
+        </w:rPr>
+        <w:t>無處話淒涼</w:t>
+      </w:r>
+      <w:proofErr w:type="gramEnd"/>
+      <w:r>
+        <w:rPr>
+          <w:rFonts w:hint="eastAsia"/>
+          <w:color w:val="0F0F0F"/>
+          <w:spacing w:val="-6"/>
+          <w:szCs w:val="28"/>
+        </w:rPr>
+        <w:t>的心靈蒼涼。</w:t>
       </w:r>
     </w:p>
     <w:p>
@@ -1969,102 +2766,55 @@
           <w:ilvl w:val="0"/>
           <w:numId w:val="1"/>
         </w:numPr>
-        <w:spacing w:after="0" w:line="440" w:lineRule="exact"/>
-        <w:ind w:leftChars="0" w:right="0"/>
-        <w:rPr>
-          <w:szCs w:val="28"/>
-        </w:rPr>
-      </w:pPr>
-      <w:r>
-        <w:rPr>
-          <w:rFonts w:hint="eastAsia"/>
-          <w:szCs w:val="28"/>
-        </w:rPr>
-        <w:t>悠悠：</w:t>
-      </w:r>
-    </w:p>
-    <w:p>
-      <w:pPr>
-        <w:pStyle w:val="a9"/>
-        <w:numPr>
-          <w:ilvl w:val="0"/>
-          <w:numId w:val="20"/>
-        </w:numPr>
-        <w:spacing w:after="0" w:line="440" w:lineRule="exact"/>
-        <w:ind w:leftChars="0" w:right="0"/>
-        <w:rPr>
-          <w:szCs w:val="28"/>
-        </w:rPr>
-      </w:pPr>
-      <w:r>
-        <w:rPr>
-          <w:rFonts w:hint="eastAsia"/>
-          <w:szCs w:val="28"/>
-        </w:rPr>
-        <w:t>眇遠無盡的樣子。【例】念天地之悠悠，獨愴然而涕下。</w:t>
-      </w:r>
-    </w:p>
-    <w:p>
-      <w:pPr>
-        <w:pStyle w:val="a9"/>
-        <w:numPr>
-          <w:ilvl w:val="0"/>
-          <w:numId w:val="20"/>
-        </w:numPr>
-        <w:spacing w:after="0" w:line="440" w:lineRule="exact"/>
-        <w:ind w:leftChars="0" w:right="0"/>
-        <w:rPr>
-          <w:szCs w:val="28"/>
-        </w:rPr>
-      </w:pPr>
-      <w:r>
-        <w:rPr>
-          <w:rFonts w:hint="eastAsia"/>
-          <w:szCs w:val="28"/>
-        </w:rPr>
-        <w:t>憂思的樣子。【例】悠悠我心</w:t>
-      </w:r>
-    </w:p>
-    <w:p>
-      <w:pPr>
-        <w:pStyle w:val="a9"/>
-        <w:numPr>
-          <w:ilvl w:val="0"/>
-          <w:numId w:val="20"/>
-        </w:numPr>
-        <w:spacing w:after="0" w:line="440" w:lineRule="exact"/>
-        <w:ind w:leftChars="0" w:right="0"/>
-        <w:rPr>
-          <w:szCs w:val="28"/>
-        </w:rPr>
-      </w:pPr>
-      <w:r>
-        <w:rPr>
-          <w:rFonts w:hint="eastAsia"/>
-          <w:szCs w:val="28"/>
-        </w:rPr>
-        <w:t>閒適的樣子。【例】白雲悠悠</w:t>
-      </w:r>
-    </w:p>
-    <w:p>
-      <w:pPr>
-        <w:pStyle w:val="a9"/>
-        <w:numPr>
-          <w:ilvl w:val="0"/>
-          <w:numId w:val="20"/>
-        </w:numPr>
-        <w:spacing w:after="0" w:line="440" w:lineRule="exact"/>
-        <w:ind w:leftChars="0" w:right="0"/>
-        <w:rPr>
-          <w:szCs w:val="28"/>
-        </w:rPr>
-      </w:pPr>
-      <w:r>
-        <w:rPr>
-          <w:rFonts w:hint="eastAsia"/>
-          <w:szCs w:val="28"/>
-        </w:rPr>
-        <w:t>眾多。【例】杜悠悠之口</w:t>
+        <w:spacing w:after="0" w:line="360" w:lineRule="exact"/>
+        <w:ind w:leftChars="0" w:left="284" w:right="0" w:hanging="284"/>
+        <w:jc w:val="both"/>
+        <w:rPr>
+          <w:szCs w:val="28"/>
+        </w:rPr>
+      </w:pPr>
+      <w:r>
+        <w:rPr>
+          <w:rFonts w:hint="eastAsia"/>
+          <w:color w:val="0F0F0F"/>
+          <w:szCs w:val="28"/>
+        </w:rPr>
+        <w:t>心力交瘁</w:t>
+      </w:r>
+      <w:r>
+        <w:rPr>
+          <w:rFonts w:hint="eastAsia"/>
+          <w:color w:val="0F0F0F"/>
+          <w:szCs w:val="28"/>
+        </w:rPr>
+        <w:t>（</w:t>
+      </w:r>
+      <w:proofErr w:type="gramStart"/>
+      <w:r>
+        <w:rPr>
+          <w:rFonts w:hint="eastAsia"/>
+          <w:color w:val="FF0000"/>
+          <w:sz w:val="16"/>
+          <w:szCs w:val="16"/>
+        </w:rPr>
+        <w:t>ㄘㄨㄟˋ</w:t>
+      </w:r>
+      <w:proofErr w:type="gramEnd"/>
+      <w:r>
+        <w:rPr>
+          <w:rFonts w:hint="eastAsia"/>
+          <w:color w:val="0F0F0F"/>
+          <w:szCs w:val="28"/>
+        </w:rPr>
+        <w:t>）：</w:t>
+      </w:r>
+      <w:r>
+        <w:rPr>
+          <w:rFonts w:hint="eastAsia"/>
+          <w:color w:val="0F0F0F"/>
+          <w:szCs w:val="28"/>
+        </w:rPr>
+        <w:t>精神（心）與體力（力）都已消耗殆盡、極度疲憊。形容長期承受巨大的精神壓力、憂慮或繁重事務後，身心靈全面透支的狀態。</w:t>
       </w:r>
     </w:p>
     <w:p>
@@ -2074,24 +2824,66 @@
           <w:ilvl w:val="0"/>
           <w:numId w:val="1"/>
         </w:numPr>
-        <w:spacing w:after="0" w:line="440" w:lineRule="exact"/>
-        <w:ind w:leftChars="0" w:right="0"/>
-        <w:rPr>
-          <w:szCs w:val="28"/>
-        </w:rPr>
-      </w:pPr>
-      <w:r>
-        <w:rPr>
-          <w:rFonts w:hint="eastAsia"/>
-          <w:szCs w:val="28"/>
-        </w:rPr>
-        <w:t>碧雲：</w:t>
-      </w:r>
-      <w:r>
-        <w:rPr>
-          <w:szCs w:val="28"/>
-        </w:rPr>
-        <w:t>天空中的浮雲。多用於表達贈別之情。</w:t>
+        <w:spacing w:after="0" w:line="360" w:lineRule="exact"/>
+        <w:ind w:leftChars="0" w:left="284" w:right="0" w:hanging="284"/>
+        <w:jc w:val="both"/>
+        <w:rPr>
+          <w:szCs w:val="28"/>
+        </w:rPr>
+      </w:pPr>
+      <w:proofErr w:type="gramStart"/>
+      <w:r>
+        <w:rPr>
+          <w:rFonts w:hint="eastAsia"/>
+          <w:szCs w:val="28"/>
+        </w:rPr>
+        <w:t>寥</w:t>
+      </w:r>
+      <w:proofErr w:type="gramEnd"/>
+      <w:r>
+        <w:rPr>
+          <w:rFonts w:hint="eastAsia"/>
+          <w:szCs w:val="28"/>
+        </w:rPr>
+        <w:t>（</w:t>
+      </w:r>
+      <w:proofErr w:type="gramStart"/>
+      <w:r>
+        <w:rPr>
+          <w:rFonts w:hint="eastAsia"/>
+          <w:color w:val="FF0000"/>
+          <w:sz w:val="16"/>
+          <w:szCs w:val="16"/>
+        </w:rPr>
+        <w:t>ㄌㄧㄠˊ</w:t>
+      </w:r>
+      <w:proofErr w:type="gramEnd"/>
+      <w:r>
+        <w:rPr>
+          <w:szCs w:val="28"/>
+        </w:rPr>
+        <w:t>）</w:t>
+      </w:r>
+      <w:r>
+        <w:rPr>
+          <w:rFonts w:hint="eastAsia"/>
+          <w:szCs w:val="28"/>
+        </w:rPr>
+        <w:t>落</w:t>
+      </w:r>
+      <w:r>
+        <w:rPr>
+          <w:rFonts w:hint="eastAsia"/>
+          <w:szCs w:val="28"/>
+        </w:rPr>
+        <w:t>：</w:t>
+      </w:r>
+      <w:r>
+        <w:rPr>
+          <w:rFonts w:hint="eastAsia"/>
+          <w:szCs w:val="28"/>
+        </w:rPr>
+        <w:t>稀少、冷清、荒涼。</w:t>
       </w:r>
     </w:p>
     <w:p>
@@ -2101,18 +2893,139 @@
           <w:ilvl w:val="0"/>
           <w:numId w:val="1"/>
         </w:numPr>
-        <w:spacing w:after="0" w:line="440" w:lineRule="exact"/>
-        <w:ind w:leftChars="0" w:right="0"/>
-        <w:rPr>
-          <w:szCs w:val="28"/>
-        </w:rPr>
-      </w:pPr>
-      <w:r>
-        <w:rPr>
-          <w:rFonts w:hint="eastAsia"/>
-          <w:szCs w:val="28"/>
-        </w:rPr>
-        <w:t>逸興：超脫世俗的意興。【例】今晚大伙暢談抱負，逸興飛揚。</w:t>
+        <w:spacing w:after="0" w:line="360" w:lineRule="exact"/>
+        <w:ind w:leftChars="0" w:left="284" w:right="0" w:hanging="284"/>
+        <w:jc w:val="both"/>
+        <w:rPr>
+          <w:szCs w:val="28"/>
+        </w:rPr>
+      </w:pPr>
+      <w:r>
+        <w:rPr>
+          <w:rFonts w:hint="eastAsia"/>
+          <w:szCs w:val="28"/>
+        </w:rPr>
+        <w:t>意興</w:t>
+      </w:r>
+      <w:r>
+        <w:rPr>
+          <w:rFonts w:hint="eastAsia"/>
+          <w:szCs w:val="28"/>
+        </w:rPr>
+        <w:t>(</w:t>
+      </w:r>
+      <w:proofErr w:type="gramStart"/>
+      <w:r>
+        <w:rPr>
+          <w:rFonts w:hint="eastAsia"/>
+          <w:color w:val="FF0000"/>
+          <w:sz w:val="16"/>
+          <w:szCs w:val="16"/>
+        </w:rPr>
+        <w:t>ㄒㄧㄥˋ</w:t>
+      </w:r>
+      <w:proofErr w:type="gramEnd"/>
+      <w:r>
+        <w:rPr>
+          <w:rFonts w:hint="eastAsia"/>
+          <w:szCs w:val="28"/>
+        </w:rPr>
+        <w:t>)</w:t>
+      </w:r>
+      <w:r>
+        <w:rPr>
+          <w:rFonts w:hint="eastAsia"/>
+          <w:szCs w:val="28"/>
+        </w:rPr>
+        <w:t>闌珊</w:t>
+      </w:r>
+      <w:r>
+        <w:rPr>
+          <w:rFonts w:hint="eastAsia"/>
+          <w:szCs w:val="28"/>
+        </w:rPr>
+        <w:t>(</w:t>
+      </w:r>
+      <w:proofErr w:type="gramStart"/>
+      <w:r>
+        <w:rPr>
+          <w:color w:val="FF0000"/>
+          <w:sz w:val="16"/>
+          <w:szCs w:val="16"/>
+        </w:rPr>
+        <w:t>ㄌㄢˊ</w:t>
+      </w:r>
+      <w:proofErr w:type="gramEnd"/>
+      <w:r>
+        <w:rPr>
+          <w:color w:val="FF0000"/>
+          <w:sz w:val="16"/>
+          <w:szCs w:val="16"/>
+        </w:rPr>
+        <w:t xml:space="preserve"> </w:t>
+      </w:r>
+      <w:proofErr w:type="gramStart"/>
+      <w:r>
+        <w:rPr>
+          <w:color w:val="FF0000"/>
+          <w:sz w:val="16"/>
+          <w:szCs w:val="16"/>
+        </w:rPr>
+        <w:t>ㄕㄢ</w:t>
+      </w:r>
+      <w:r>
+        <w:t>）</w:t>
+      </w:r>
+      <w:proofErr w:type="gramEnd"/>
+      <w:r>
+        <w:rPr>
+          <w:rFonts w:hint="eastAsia"/>
+          <w:szCs w:val="28"/>
+        </w:rPr>
+        <w:t>：</w:t>
+      </w:r>
+      <w:r>
+        <w:rPr>
+          <w:rFonts w:hint="eastAsia"/>
+          <w:szCs w:val="28"/>
+        </w:rPr>
+        <w:t>指原本對某事感興趣、有興致，但受到打擊或環境影響後</w:t>
+      </w:r>
+      <w:r>
+        <w:rPr>
+          <w:szCs w:val="28"/>
+        </w:rPr>
+        <w:br/>
+      </w:r>
+      <w:r>
+        <w:rPr>
+          <w:rFonts w:hint="eastAsia"/>
+          <w:szCs w:val="28"/>
+        </w:rPr>
+        <w:t>，熱情冷卻、提</w:t>
+      </w:r>
+      <w:proofErr w:type="gramStart"/>
+      <w:r>
+        <w:rPr>
+          <w:rFonts w:hint="eastAsia"/>
+          <w:szCs w:val="28"/>
+        </w:rPr>
+        <w:t>不</w:t>
+      </w:r>
+      <w:proofErr w:type="gramEnd"/>
+      <w:r>
+        <w:rPr>
+          <w:rFonts w:hint="eastAsia"/>
+          <w:szCs w:val="28"/>
+        </w:rPr>
+        <w:t>起勁的失落狀態</w:t>
+      </w:r>
+      <w:r>
+        <w:rPr>
+          <w:rFonts w:hint="eastAsia"/>
+          <w:szCs w:val="28"/>
+        </w:rPr>
+        <w:t>。</w:t>
       </w:r>
     </w:p>
     <w:p>
@@ -2122,40 +3035,22 @@
           <w:ilvl w:val="0"/>
           <w:numId w:val="1"/>
         </w:numPr>
-        <w:spacing w:after="0" w:line="440" w:lineRule="exact"/>
-        <w:ind w:leftChars="0" w:right="0"/>
-        <w:rPr>
-          <w:szCs w:val="28"/>
-        </w:rPr>
-      </w:pPr>
-      <w:r>
-        <w:rPr>
-          <w:rFonts w:hint="eastAsia"/>
-          <w:szCs w:val="28"/>
-        </w:rPr>
-        <w:t>工：精巧。</w:t>
-      </w:r>
-    </w:p>
-    <w:p>
-      <w:pPr>
-        <w:pStyle w:val="a9"/>
-        <w:numPr>
-          <w:ilvl w:val="0"/>
-          <w:numId w:val="1"/>
-        </w:numPr>
-        <w:spacing w:after="0" w:line="440" w:lineRule="exact"/>
-        <w:ind w:leftChars="0" w:right="0"/>
-        <w:rPr>
-          <w:szCs w:val="28"/>
-        </w:rPr>
-      </w:pPr>
-      <w:r>
-        <w:rPr>
-          <w:rFonts w:hint="eastAsia"/>
-          <w:szCs w:val="28"/>
-        </w:rPr>
-        <w:t>索居</w:t>
-      </w:r>
+        <w:spacing w:after="0" w:line="360" w:lineRule="exact"/>
+        <w:ind w:leftChars="0" w:left="284" w:right="0" w:hanging="284"/>
+        <w:jc w:val="both"/>
+        <w:rPr>
+          <w:szCs w:val="28"/>
+        </w:rPr>
+      </w:pPr>
+      <w:proofErr w:type="gramStart"/>
+      <w:r>
+        <w:rPr>
+          <w:rFonts w:hint="eastAsia"/>
+          <w:szCs w:val="28"/>
+        </w:rPr>
+        <w:t>憂挫</w:t>
+      </w:r>
+      <w:proofErr w:type="gramEnd"/>
       <w:r>
         <w:rPr>
           <w:rFonts w:hint="eastAsia"/>
@@ -2168,330 +3063,11 @@
           <w:rFonts w:hint="eastAsia"/>
           <w:szCs w:val="28"/>
         </w:rPr>
-        <w:t>離開人群獨自居處一方。</w:t>
-      </w:r>
-    </w:p>
-    <w:p>
-      <w:pPr>
-        <w:pStyle w:val="a9"/>
-        <w:numPr>
-          <w:ilvl w:val="0"/>
-          <w:numId w:val="1"/>
-        </w:numPr>
-        <w:spacing w:after="0" w:line="440" w:lineRule="exact"/>
-        <w:ind w:leftChars="0" w:right="0"/>
-        <w:rPr>
-          <w:szCs w:val="28"/>
-        </w:rPr>
-      </w:pPr>
-      <w:r>
-        <w:rPr>
-          <w:rFonts w:hint="eastAsia"/>
-          <w:szCs w:val="28"/>
-        </w:rPr>
-        <w:t>有致</w:t>
-      </w:r>
-      <w:r>
-        <w:rPr>
-          <w:rFonts w:hint="eastAsia"/>
-          <w:szCs w:val="28"/>
-        </w:rPr>
-        <w:t>：有條理。</w:t>
-      </w:r>
-    </w:p>
-    <w:p>
-      <w:pPr>
-        <w:pStyle w:val="a9"/>
-        <w:numPr>
-          <w:ilvl w:val="0"/>
-          <w:numId w:val="1"/>
-        </w:numPr>
-        <w:spacing w:after="0" w:line="440" w:lineRule="exact"/>
-        <w:ind w:leftChars="0" w:right="0"/>
-        <w:rPr>
-          <w:szCs w:val="28"/>
-        </w:rPr>
-      </w:pPr>
-      <w:r>
-        <w:rPr>
-          <w:rFonts w:hint="eastAsia"/>
-          <w:szCs w:val="28"/>
-        </w:rPr>
-        <w:t>歇拍</w:t>
-      </w:r>
-      <w:r>
-        <w:rPr>
-          <w:rFonts w:hint="eastAsia"/>
-          <w:szCs w:val="28"/>
-        </w:rPr>
-        <w:t>：</w:t>
-      </w:r>
-      <w:r>
-        <w:rPr>
-          <w:rFonts w:hint="eastAsia"/>
-          <w:szCs w:val="28"/>
-        </w:rPr>
-        <w:t>填詞每闋</w:t>
-      </w:r>
-      <w:r>
-        <w:rPr>
-          <w:rFonts w:hint="eastAsia"/>
-          <w:szCs w:val="28"/>
-        </w:rPr>
-        <w:t>（</w:t>
-      </w:r>
-      <w:r>
-        <w:rPr>
-          <w:rFonts w:hint="eastAsia"/>
-          <w:color w:val="FF0000"/>
-          <w:sz w:val="16"/>
-          <w:szCs w:val="16"/>
-        </w:rPr>
-        <w:t>ㄑㄩㄝˋ</w:t>
-      </w:r>
-      <w:r>
-        <w:rPr>
-          <w:rFonts w:hint="eastAsia"/>
-          <w:szCs w:val="28"/>
-        </w:rPr>
-        <w:t>）</w:t>
-      </w:r>
-      <w:r>
-        <w:rPr>
-          <w:rFonts w:hint="eastAsia"/>
-          <w:szCs w:val="28"/>
-        </w:rPr>
-        <w:t>之末，稱為「歇拍」。</w:t>
-      </w:r>
-    </w:p>
-    <w:p>
-      <w:pPr>
-        <w:pStyle w:val="a9"/>
-        <w:numPr>
-          <w:ilvl w:val="0"/>
-          <w:numId w:val="1"/>
-        </w:numPr>
-        <w:spacing w:after="0" w:line="440" w:lineRule="exact"/>
-        <w:ind w:leftChars="0" w:right="0"/>
-        <w:rPr>
-          <w:szCs w:val="28"/>
-        </w:rPr>
-      </w:pPr>
-      <w:r>
-        <w:rPr>
-          <w:rFonts w:hint="eastAsia"/>
-          <w:szCs w:val="28"/>
-        </w:rPr>
-        <w:t>艷情：指男女愛情。</w:t>
-      </w:r>
-    </w:p>
-    <w:p>
-      <w:pPr>
-        <w:pStyle w:val="a9"/>
-        <w:numPr>
-          <w:ilvl w:val="0"/>
-          <w:numId w:val="1"/>
-        </w:numPr>
-        <w:spacing w:after="0" w:line="440" w:lineRule="exact"/>
-        <w:ind w:leftChars="0" w:right="0"/>
-        <w:rPr>
-          <w:szCs w:val="28"/>
-        </w:rPr>
-      </w:pPr>
-      <w:r>
-        <w:rPr>
-          <w:rFonts w:hint="eastAsia"/>
-          <w:szCs w:val="28"/>
-        </w:rPr>
-        <w:t>蘊藉含蓄</w:t>
-      </w:r>
-      <w:r>
-        <w:rPr>
-          <w:rFonts w:hint="eastAsia"/>
-          <w:szCs w:val="28"/>
-        </w:rPr>
-        <w:t>：</w:t>
-      </w:r>
-      <w:r>
-        <w:rPr>
-          <w:rFonts w:hint="eastAsia"/>
-          <w:szCs w:val="28"/>
-        </w:rPr>
-        <w:t>言語、文字含蓄文雅。</w:t>
-      </w:r>
-      <w:r>
-        <w:rPr>
-          <w:szCs w:val="28"/>
-        </w:rPr>
-        <w:t>蘊藉</w:t>
-      </w:r>
-      <w:r>
-        <w:rPr>
-          <w:rFonts w:hint="eastAsia"/>
-          <w:szCs w:val="28"/>
-        </w:rPr>
-        <w:t>：</w:t>
-      </w:r>
-      <w:r>
-        <w:rPr>
-          <w:rFonts w:hint="eastAsia"/>
-          <w:szCs w:val="28"/>
-        </w:rPr>
-        <w:t>包含而不顯露出來。</w:t>
-      </w:r>
-    </w:p>
-    <w:p>
-      <w:pPr>
-        <w:pStyle w:val="a9"/>
-        <w:numPr>
-          <w:ilvl w:val="0"/>
-          <w:numId w:val="1"/>
-        </w:numPr>
-        <w:spacing w:after="0" w:line="440" w:lineRule="exact"/>
-        <w:ind w:leftChars="0" w:right="0"/>
-        <w:rPr>
-          <w:szCs w:val="28"/>
-        </w:rPr>
-      </w:pPr>
-      <w:r>
-        <w:rPr>
-          <w:rFonts w:hint="eastAsia"/>
-          <w:szCs w:val="28"/>
-        </w:rPr>
-        <w:t>一唱三嘆</w:t>
-      </w:r>
-      <w:r>
-        <w:rPr>
-          <w:rFonts w:hint="eastAsia"/>
-          <w:szCs w:val="28"/>
-        </w:rPr>
-        <w:t>：</w:t>
-      </w:r>
-    </w:p>
-    <w:p>
-      <w:pPr>
-        <w:pStyle w:val="a9"/>
-        <w:numPr>
-          <w:ilvl w:val="0"/>
-          <w:numId w:val="21"/>
-        </w:numPr>
-        <w:spacing w:after="0" w:line="440" w:lineRule="exact"/>
-        <w:ind w:leftChars="0" w:right="0"/>
-        <w:rPr>
-          <w:szCs w:val="28"/>
-        </w:rPr>
-      </w:pPr>
-      <w:r>
-        <w:rPr>
-          <w:rFonts w:hint="eastAsia"/>
-          <w:szCs w:val="28"/>
-        </w:rPr>
-        <w:t>一人唱而三人隨著發出讚嘆之聲，予以應和。</w:t>
-      </w:r>
-    </w:p>
-    <w:p>
-      <w:pPr>
-        <w:pStyle w:val="a9"/>
-        <w:numPr>
-          <w:ilvl w:val="0"/>
-          <w:numId w:val="21"/>
-        </w:numPr>
-        <w:spacing w:after="0" w:line="440" w:lineRule="exact"/>
-        <w:ind w:leftChars="0" w:right="0"/>
-        <w:rPr>
-          <w:szCs w:val="28"/>
-        </w:rPr>
-      </w:pPr>
-      <w:r>
-        <w:rPr>
-          <w:rFonts w:hint="eastAsia"/>
-          <w:szCs w:val="28"/>
-        </w:rPr>
-        <w:t>比喻詩文優雅宛轉，韻味綿延。</w:t>
-      </w:r>
-    </w:p>
-    <w:p>
-      <w:pPr>
-        <w:pStyle w:val="a9"/>
-        <w:numPr>
-          <w:ilvl w:val="0"/>
-          <w:numId w:val="1"/>
-        </w:numPr>
-        <w:spacing w:after="0" w:line="440" w:lineRule="exact"/>
-        <w:ind w:leftChars="0" w:right="0"/>
-        <w:rPr>
-          <w:szCs w:val="28"/>
-        </w:rPr>
-      </w:pPr>
-      <w:r>
-        <w:rPr>
-          <w:rFonts w:hint="eastAsia"/>
-          <w:szCs w:val="28"/>
-        </w:rPr>
-        <w:t>普適意義</w:t>
-      </w:r>
-      <w:r>
-        <w:rPr>
-          <w:rFonts w:hint="eastAsia"/>
-          <w:szCs w:val="28"/>
-        </w:rPr>
-        <w:t>：</w:t>
-      </w:r>
-      <w:r>
-        <w:rPr>
-          <w:rFonts w:hint="eastAsia"/>
-          <w:szCs w:val="28"/>
-        </w:rPr>
-        <w:t>即是「人類普遍認可的共同價值」。</w:t>
-      </w:r>
-      <w:r>
-        <w:rPr>
-          <w:szCs w:val="28"/>
-        </w:rPr>
-        <w:t xml:space="preserve"> 有益的事物就有價值，對人類普遍有益的事物就是普世價值。普世價值也叫普適價值。</w:t>
-      </w:r>
-    </w:p>
-    <w:p>
-      <w:pPr>
-        <w:pStyle w:val="a9"/>
-        <w:numPr>
-          <w:ilvl w:val="0"/>
-          <w:numId w:val="1"/>
-        </w:numPr>
-        <w:spacing w:after="0" w:line="440" w:lineRule="exact"/>
-        <w:ind w:leftChars="0" w:right="0"/>
-        <w:rPr>
-          <w:szCs w:val="28"/>
-        </w:rPr>
-      </w:pPr>
-      <w:r>
-        <w:rPr>
-          <w:rFonts w:hint="eastAsia"/>
-          <w:szCs w:val="28"/>
-        </w:rPr>
-        <w:t>詞心：</w:t>
-      </w:r>
-      <w:r>
-        <w:rPr>
-          <w:szCs w:val="28"/>
-        </w:rPr>
-        <w:t>有真情實感的詞</w:t>
-      </w:r>
-      <w:r>
-        <w:rPr>
-          <w:rFonts w:hint="eastAsia"/>
-          <w:szCs w:val="28"/>
-        </w:rPr>
-        <w:t>；</w:t>
-      </w:r>
-      <w:r>
-        <w:rPr>
-          <w:szCs w:val="28"/>
-        </w:rPr>
-        <w:t>指詞的真情實感。</w:t>
+        <w:t>指內心的焦慮、擔憂與現實遭遇失敗、打擊交織在一起的負面心理體驗，反映出人在逆境中受到的雙重折磨。</w:t>
       </w:r>
     </w:p>
     <w:sectPr>
+      <w:footerReference w:type="default" r:id="rId10"/>
       <w:pgSz w:w="11906" w:h="16838"/>
       <w:pgMar w:top="567" w:right="567" w:bottom="567" w:left="567" w:header="0" w:footer="0" w:gutter="0"/>
       <w:cols w:space="720"/>
@@ -2502,7 +3078,7 @@
 </file>
 
 <file path=word/endnotes.xml><?xml version="1.0" encoding="utf-8"?>
-<w:endnotes xmlns:wpc="http://schemas.microsoft.com/office/word/2010/wordprocessingCanvas" xmlns:cx="http://schemas.microsoft.com/office/drawing/2014/chartex" xmlns:cx1="http://schemas.microsoft.com/office/drawing/2015/9/8/chartex" xmlns:cx2="http://schemas.microsoft.com/office/drawing/2015/10/21/chartex" xmlns:cx3="http://schemas.microsoft.com/office/drawing/2016/5/9/chartex" xmlns:cx4="http://schemas.microsoft.com/office/drawing/2016/5/10/chartex" xmlns:cx5="http://schemas.microsoft.com/office/drawing/2016/5/11/chartex" xmlns:cx6="http://schemas.microsoft.com/office/drawing/2016/5/12/chartex" xmlns:cx7="http://schemas.microsoft.com/office/drawing/2016/5/13/chartex" xmlns:cx8="http://schemas.microsoft.com/office/drawing/2016/5/14/chartex" xmlns:mc="http://schemas.openxmlformats.org/markup-compatibility/2006" xmlns:aink="http://schemas.microsoft.com/office/drawing/2016/ink" xmlns:am3d="http://schemas.microsoft.com/office/drawing/2017/model3d" xmlns:o="urn:schemas-microsoft-com:office:office" xmlns:oel="http://schemas.microsoft.com/office/2019/extlst" xmlns:r="http://schemas.openxmlformats.org/officeDocument/2006/relationships" xmlns:m="http://schemas.openxmlformats.org/officeDocument/2006/math" xmlns:v="urn:schemas-microsoft-com:vml" xmlns:wp14="http://schemas.microsoft.com/office/word/2010/wordprocessingDrawing" xmlns:wp="http://schemas.openxmlformats.org/drawingml/2006/wordprocessingDrawing" xmlns:w10="urn:schemas-microsoft-com:office:word" xmlns:w="http://schemas.openxmlformats.org/wordprocessingml/2006/main" xmlns:w14="http://schemas.microsoft.com/office/word/2010/wordml" xmlns:w15="http://schemas.microsoft.com/office/word/2012/wordml" xmlns:w16cex="http://schemas.microsoft.com/office/word/2018/wordml/cex" xmlns:w16cid="http://schemas.microsoft.com/office/word/2016/wordml/cid" xmlns:w16="http://schemas.microsoft.com/office/word/2018/wordml" xmlns:w16sdtdh="http://schemas.microsoft.com/office/word/2020/wordml/sdtdatahash" xmlns:w16se="http://schemas.microsoft.com/office/word/2015/wordml/symex" xmlns:wpg="http://schemas.microsoft.com/office/word/2010/wordprocessingGroup" xmlns:wpi="http://schemas.microsoft.com/office/word/2010/wordprocessingInk" xmlns:wne="http://schemas.microsoft.com/office/word/2006/wordml" xmlns:wps="http://schemas.microsoft.com/office/word/2010/wordprocessingShape" mc:Ignorable="w14 w15 w16se w16cid w16 w16cex w16sdtdh wp14">
+<w:endnotes xmlns:wpc="http://schemas.microsoft.com/office/word/2010/wordprocessingCanvas" xmlns:cx="http://schemas.microsoft.com/office/drawing/2014/chartex" xmlns:cx1="http://schemas.microsoft.com/office/drawing/2015/9/8/chartex" xmlns:cx2="http://schemas.microsoft.com/office/drawing/2015/10/21/chartex" xmlns:cx3="http://schemas.microsoft.com/office/drawing/2016/5/9/chartex" xmlns:cx4="http://schemas.microsoft.com/office/drawing/2016/5/10/chartex" xmlns:cx5="http://schemas.microsoft.com/office/drawing/2016/5/11/chartex" xmlns:cx6="http://schemas.microsoft.com/office/drawing/2016/5/12/chartex" xmlns:cx7="http://schemas.microsoft.com/office/drawing/2016/5/13/chartex" xmlns:cx8="http://schemas.microsoft.com/office/drawing/2016/5/14/chartex" xmlns:mc="http://schemas.openxmlformats.org/markup-compatibility/2006" xmlns:aink="http://schemas.microsoft.com/office/drawing/2016/ink" xmlns:am3d="http://schemas.microsoft.com/office/drawing/2017/model3d" xmlns:o="urn:schemas-microsoft-com:office:office" xmlns:r="http://schemas.openxmlformats.org/officeDocument/2006/relationships" xmlns:m="http://schemas.openxmlformats.org/officeDocument/2006/math" xmlns:v="urn:schemas-microsoft-com:vml" xmlns:wp14="http://schemas.microsoft.com/office/word/2010/wordprocessingDrawing" xmlns:wp="http://schemas.openxmlformats.org/drawingml/2006/wordprocessingDrawing" xmlns:w10="urn:schemas-microsoft-com:office:word" xmlns:w="http://schemas.openxmlformats.org/wordprocessingml/2006/main" xmlns:w14="http://schemas.microsoft.com/office/word/2010/wordml" xmlns:w15="http://schemas.microsoft.com/office/word/2012/wordml" xmlns:w16cex="http://schemas.microsoft.com/office/word/2018/wordml/cex" xmlns:w16cid="http://schemas.microsoft.com/office/word/2016/wordml/cid" xmlns:w16="http://schemas.microsoft.com/office/word/2018/wordml" xmlns:w16sdtdh="http://schemas.microsoft.com/office/word/2020/wordml/sdtdatahash" xmlns:w16se="http://schemas.microsoft.com/office/word/2015/wordml/symex" xmlns:wpg="http://schemas.microsoft.com/office/word/2010/wordprocessingGroup" xmlns:wpi="http://schemas.microsoft.com/office/word/2010/wordprocessingInk" xmlns:wne="http://schemas.microsoft.com/office/word/2006/wordml" xmlns:wps="http://schemas.microsoft.com/office/word/2010/wordprocessingShape" mc:Ignorable="w14 w15 w16se w16cid w16 w16cex w16sdtdh wp14">
   <w:endnote w:type="separator" w:id="-1">
     <w:p>
       <w:pPr>
@@ -2527,7 +3103,7 @@
 </file>
 
 <file path=word/footer1.xml><?xml version="1.0" encoding="utf-8"?>
-<w:ftr xmlns:wpc="http://schemas.microsoft.com/office/word/2010/wordprocessingCanvas" xmlns:cx="http://schemas.microsoft.com/office/drawing/2014/chartex" xmlns:cx1="http://schemas.microsoft.com/office/drawing/2015/9/8/chartex" xmlns:cx2="http://schemas.microsoft.com/office/drawing/2015/10/21/chartex" xmlns:cx3="http://schemas.microsoft.com/office/drawing/2016/5/9/chartex" xmlns:cx4="http://schemas.microsoft.com/office/drawing/2016/5/10/chartex" xmlns:cx5="http://schemas.microsoft.com/office/drawing/2016/5/11/chartex" xmlns:cx6="http://schemas.microsoft.com/office/drawing/2016/5/12/chartex" xmlns:cx7="http://schemas.microsoft.com/office/drawing/2016/5/13/chartex" xmlns:cx8="http://schemas.microsoft.com/office/drawing/2016/5/14/chartex" xmlns:mc="http://schemas.openxmlformats.org/markup-compatibility/2006" xmlns:aink="http://schemas.microsoft.com/office/drawing/2016/ink" xmlns:am3d="http://schemas.microsoft.com/office/drawing/2017/model3d" xmlns:o="urn:schemas-microsoft-com:office:office" xmlns:oel="http://schemas.microsoft.com/office/2019/extlst" xmlns:r="http://schemas.openxmlformats.org/officeDocument/2006/relationships" xmlns:m="http://schemas.openxmlformats.org/officeDocument/2006/math" xmlns:v="urn:schemas-microsoft-com:vml" xmlns:wp14="http://schemas.microsoft.com/office/word/2010/wordprocessingDrawing" xmlns:wp="http://schemas.openxmlformats.org/drawingml/2006/wordprocessingDrawing" xmlns:w10="urn:schemas-microsoft-com:office:word" xmlns:w="http://schemas.openxmlformats.org/wordprocessingml/2006/main" xmlns:w14="http://schemas.microsoft.com/office/word/2010/wordml" xmlns:w15="http://schemas.microsoft.com/office/word/2012/wordml" xmlns:w16cex="http://schemas.microsoft.com/office/word/2018/wordml/cex" xmlns:w16cid="http://schemas.microsoft.com/office/word/2016/wordml/cid" xmlns:w16="http://schemas.microsoft.com/office/word/2018/wordml" xmlns:w16sdtdh="http://schemas.microsoft.com/office/word/2020/wordml/sdtdatahash" xmlns:w16se="http://schemas.microsoft.com/office/word/2015/wordml/symex" xmlns:wpg="http://schemas.microsoft.com/office/word/2010/wordprocessingGroup" xmlns:wpi="http://schemas.microsoft.com/office/word/2010/wordprocessingInk" xmlns:wne="http://schemas.microsoft.com/office/word/2006/wordml" xmlns:wps="http://schemas.microsoft.com/office/word/2010/wordprocessingShape" mc:Ignorable="w14 w15 w16se w16cid w16 w16cex w16sdtdh wp14">
+<w:ftr xmlns:wpc="http://schemas.microsoft.com/office/word/2010/wordprocessingCanvas" xmlns:cx="http://schemas.microsoft.com/office/drawing/2014/chartex" xmlns:cx1="http://schemas.microsoft.com/office/drawing/2015/9/8/chartex" xmlns:cx2="http://schemas.microsoft.com/office/drawing/2015/10/21/chartex" xmlns:cx3="http://schemas.microsoft.com/office/drawing/2016/5/9/chartex" xmlns:cx4="http://schemas.microsoft.com/office/drawing/2016/5/10/chartex" xmlns:cx5="http://schemas.microsoft.com/office/drawing/2016/5/11/chartex" xmlns:cx6="http://schemas.microsoft.com/office/drawing/2016/5/12/chartex" xmlns:cx7="http://schemas.microsoft.com/office/drawing/2016/5/13/chartex" xmlns:cx8="http://schemas.microsoft.com/office/drawing/2016/5/14/chartex" xmlns:mc="http://schemas.openxmlformats.org/markup-compatibility/2006" xmlns:aink="http://schemas.microsoft.com/office/drawing/2016/ink" xmlns:am3d="http://schemas.microsoft.com/office/drawing/2017/model3d" xmlns:o="urn:schemas-microsoft-com:office:office" xmlns:r="http://schemas.openxmlformats.org/officeDocument/2006/relationships" xmlns:m="http://schemas.openxmlformats.org/officeDocument/2006/math" xmlns:v="urn:schemas-microsoft-com:vml" xmlns:wp14="http://schemas.microsoft.com/office/word/2010/wordprocessingDrawing" xmlns:wp="http://schemas.openxmlformats.org/drawingml/2006/wordprocessingDrawing" xmlns:w10="urn:schemas-microsoft-com:office:word" xmlns:w="http://schemas.openxmlformats.org/wordprocessingml/2006/main" xmlns:w14="http://schemas.microsoft.com/office/word/2010/wordml" xmlns:w15="http://schemas.microsoft.com/office/word/2012/wordml" xmlns:w16cex="http://schemas.microsoft.com/office/word/2018/wordml/cex" xmlns:w16cid="http://schemas.microsoft.com/office/word/2016/wordml/cid" xmlns:w16="http://schemas.microsoft.com/office/word/2018/wordml" xmlns:w16sdtdh="http://schemas.microsoft.com/office/word/2020/wordml/sdtdatahash" xmlns:w16se="http://schemas.microsoft.com/office/word/2015/wordml/symex" xmlns:wpg="http://schemas.microsoft.com/office/word/2010/wordprocessingGroup" xmlns:wpi="http://schemas.microsoft.com/office/word/2010/wordprocessingInk" xmlns:wne="http://schemas.microsoft.com/office/word/2006/wordml" xmlns:wps="http://schemas.microsoft.com/office/word/2010/wordprocessingShape" mc:Ignorable="w14 w15 w16se w16cid w16 w16cex w16sdtdh wp14">
   <w:sdt>
     <w:sdtPr>
       <w:id w:val="1495451635"/>
@@ -2536,10 +3112,12 @@
         <w:docPartUnique/>
       </w:docPartObj>
     </w:sdtPr>
+    <w:sdtEndPr/>
     <w:sdtContent>
       <w:p>
         <w:pPr>
           <w:pStyle w:val="a5"/>
+          <w:ind w:right="140"/>
           <w:jc w:val="right"/>
         </w:pPr>
         <w:r>
@@ -2590,7 +3168,7 @@
 </file>
 
 <file path=word/footnotes.xml><?xml version="1.0" encoding="utf-8"?>
-<w:footnotes xmlns:wpc="http://schemas.microsoft.com/office/word/2010/wordprocessingCanvas" xmlns:cx="http://schemas.microsoft.com/office/drawing/2014/chartex" xmlns:cx1="http://schemas.microsoft.com/office/drawing/2015/9/8/chartex" xmlns:cx2="http://schemas.microsoft.com/office/drawing/2015/10/21/chartex" xmlns:cx3="http://schemas.microsoft.com/office/drawing/2016/5/9/chartex" xmlns:cx4="http://schemas.microsoft.com/office/drawing/2016/5/10/chartex" xmlns:cx5="http://schemas.microsoft.com/office/drawing/2016/5/11/chartex" xmlns:cx6="http://schemas.microsoft.com/office/drawing/2016/5/12/chartex" xmlns:cx7="http://schemas.microsoft.com/office/drawing/2016/5/13/chartex" xmlns:cx8="http://schemas.microsoft.com/office/drawing/2016/5/14/chartex" xmlns:mc="http://schemas.openxmlformats.org/markup-compatibility/2006" xmlns:aink="http://schemas.microsoft.com/office/drawing/2016/ink" xmlns:am3d="http://schemas.microsoft.com/office/drawing/2017/model3d" xmlns:o="urn:schemas-microsoft-com:office:office" xmlns:oel="http://schemas.microsoft.com/office/2019/extlst" xmlns:r="http://schemas.openxmlformats.org/officeDocument/2006/relationships" xmlns:m="http://schemas.openxmlformats.org/officeDocument/2006/math" xmlns:v="urn:schemas-microsoft-com:vml" xmlns:wp14="http://schemas.microsoft.com/office/word/2010/wordprocessingDrawing" xmlns:wp="http://schemas.openxmlformats.org/drawingml/2006/wordprocessingDrawing" xmlns:w10="urn:schemas-microsoft-com:office:word" xmlns:w="http://schemas.openxmlformats.org/wordprocessingml/2006/main" xmlns:w14="http://schemas.microsoft.com/office/word/2010/wordml" xmlns:w15="http://schemas.microsoft.com/office/word/2012/wordml" xmlns:w16cex="http://schemas.microsoft.com/office/word/2018/wordml/cex" xmlns:w16cid="http://schemas.microsoft.com/office/word/2016/wordml/cid" xmlns:w16="http://schemas.microsoft.com/office/word/2018/wordml" xmlns:w16sdtdh="http://schemas.microsoft.com/office/word/2020/wordml/sdtdatahash" xmlns:w16se="http://schemas.microsoft.com/office/word/2015/wordml/symex" xmlns:wpg="http://schemas.microsoft.com/office/word/2010/wordprocessingGroup" xmlns:wpi="http://schemas.microsoft.com/office/word/2010/wordprocessingInk" xmlns:wne="http://schemas.microsoft.com/office/word/2006/wordml" xmlns:wps="http://schemas.microsoft.com/office/word/2010/wordprocessingShape" mc:Ignorable="w14 w15 w16se w16cid w16 w16cex w16sdtdh wp14">
+<w:footnotes xmlns:wpc="http://schemas.microsoft.com/office/word/2010/wordprocessingCanvas" xmlns:cx="http://schemas.microsoft.com/office/drawing/2014/chartex" xmlns:cx1="http://schemas.microsoft.com/office/drawing/2015/9/8/chartex" xmlns:cx2="http://schemas.microsoft.com/office/drawing/2015/10/21/chartex" xmlns:cx3="http://schemas.microsoft.com/office/drawing/2016/5/9/chartex" xmlns:cx4="http://schemas.microsoft.com/office/drawing/2016/5/10/chartex" xmlns:cx5="http://schemas.microsoft.com/office/drawing/2016/5/11/chartex" xmlns:cx6="http://schemas.microsoft.com/office/drawing/2016/5/12/chartex" xmlns:cx7="http://schemas.microsoft.com/office/drawing/2016/5/13/chartex" xmlns:cx8="http://schemas.microsoft.com/office/drawing/2016/5/14/chartex" xmlns:mc="http://schemas.openxmlformats.org/markup-compatibility/2006" xmlns:aink="http://schemas.microsoft.com/office/drawing/2016/ink" xmlns:am3d="http://schemas.microsoft.com/office/drawing/2017/model3d" xmlns:o="urn:schemas-microsoft-com:office:office" xmlns:r="http://schemas.openxmlformats.org/officeDocument/2006/relationships" xmlns:m="http://schemas.openxmlformats.org/officeDocument/2006/math" xmlns:v="urn:schemas-microsoft-com:vml" xmlns:wp14="http://schemas.microsoft.com/office/word/2010/wordprocessingDrawing" xmlns:wp="http://schemas.openxmlformats.org/drawingml/2006/wordprocessingDrawing" xmlns:w10="urn:schemas-microsoft-com:office:word" xmlns:w="http://schemas.openxmlformats.org/wordprocessingml/2006/main" xmlns:w14="http://schemas.microsoft.com/office/word/2010/wordml" xmlns:w15="http://schemas.microsoft.com/office/word/2012/wordml" xmlns:w16cex="http://schemas.microsoft.com/office/word/2018/wordml/cex" xmlns:w16cid="http://schemas.microsoft.com/office/word/2016/wordml/cid" xmlns:w16="http://schemas.microsoft.com/office/word/2018/wordml" xmlns:w16sdtdh="http://schemas.microsoft.com/office/word/2020/wordml/sdtdatahash" xmlns:w16se="http://schemas.microsoft.com/office/word/2015/wordml/symex" xmlns:wpg="http://schemas.microsoft.com/office/word/2010/wordprocessingGroup" xmlns:wpi="http://schemas.microsoft.com/office/word/2010/wordprocessingInk" xmlns:wne="http://schemas.microsoft.com/office/word/2006/wordml" xmlns:wps="http://schemas.microsoft.com/office/word/2010/wordprocessingShape" mc:Ignorable="w14 w15 w16se w16cid w16 w16cex w16sdtdh wp14">
   <w:footnote w:type="separator" w:id="-1">
     <w:p>
       <w:pPr>
@@ -2615,7 +3193,7 @@
 </file>
 
 <file path=word/numbering.xml><?xml version="1.0" encoding="utf-8"?>
-<w:numbering xmlns:wpc="http://schemas.microsoft.com/office/word/2010/wordprocessingCanvas" xmlns:cx="http://schemas.microsoft.com/office/drawing/2014/chartex" xmlns:cx1="http://schemas.microsoft.com/office/drawing/2015/9/8/chartex" xmlns:cx2="http://schemas.microsoft.com/office/drawing/2015/10/21/chartex" xmlns:cx3="http://schemas.microsoft.com/office/drawing/2016/5/9/chartex" xmlns:cx4="http://schemas.microsoft.com/office/drawing/2016/5/10/chartex" xmlns:cx5="http://schemas.microsoft.com/office/drawing/2016/5/11/chartex" xmlns:cx6="http://schemas.microsoft.com/office/drawing/2016/5/12/chartex" xmlns:cx7="http://schemas.microsoft.com/office/drawing/2016/5/13/chartex" xmlns:cx8="http://schemas.microsoft.com/office/drawing/2016/5/14/chartex" xmlns:mc="http://schemas.openxmlformats.org/markup-compatibility/2006" xmlns:aink="http://schemas.microsoft.com/office/drawing/2016/ink" xmlns:am3d="http://schemas.microsoft.com/office/drawing/2017/model3d" xmlns:o="urn:schemas-microsoft-com:office:office" xmlns:oel="http://schemas.microsoft.com/office/2019/extlst" xmlns:r="http://schemas.openxmlformats.org/officeDocument/2006/relationships" xmlns:m="http://schemas.openxmlformats.org/officeDocument/2006/math" xmlns:v="urn:schemas-microsoft-com:vml" xmlns:wp14="http://schemas.microsoft.com/office/word/2010/wordprocessingDrawing" xmlns:wp="http://schemas.openxmlformats.org/drawingml/2006/wordprocessingDrawing" xmlns:w10="urn:schemas-microsoft-com:office:word" xmlns:w="http://schemas.openxmlformats.org/wordprocessingml/2006/main" xmlns:w14="http://schemas.microsoft.com/office/word/2010/wordml" xmlns:w15="http://schemas.microsoft.com/office/word/2012/wordml" xmlns:w16cex="http://schemas.microsoft.com/office/word/2018/wordml/cex" xmlns:w16cid="http://schemas.microsoft.com/office/word/2016/wordml/cid" xmlns:w16="http://schemas.microsoft.com/office/word/2018/wordml" xmlns:w16sdtdh="http://schemas.microsoft.com/office/word/2020/wordml/sdtdatahash" xmlns:w16se="http://schemas.microsoft.com/office/word/2015/wordml/symex" xmlns:wpg="http://schemas.microsoft.com/office/word/2010/wordprocessingGroup" xmlns:wpi="http://schemas.microsoft.com/office/word/2010/wordprocessingInk" xmlns:wne="http://schemas.microsoft.com/office/word/2006/wordml" xmlns:wps="http://schemas.microsoft.com/office/word/2010/wordprocessingShape" mc:Ignorable="w14 w15 w16se w16cid w16 w16cex w16sdtdh wp14">
+<w:numbering xmlns:wpc="http://schemas.microsoft.com/office/word/2010/wordprocessingCanvas" xmlns:cx="http://schemas.microsoft.com/office/drawing/2014/chartex" xmlns:cx1="http://schemas.microsoft.com/office/drawing/2015/9/8/chartex" xmlns:cx2="http://schemas.microsoft.com/office/drawing/2015/10/21/chartex" xmlns:cx3="http://schemas.microsoft.com/office/drawing/2016/5/9/chartex" xmlns:cx4="http://schemas.microsoft.com/office/drawing/2016/5/10/chartex" xmlns:cx5="http://schemas.microsoft.com/office/drawing/2016/5/11/chartex" xmlns:cx6="http://schemas.microsoft.com/office/drawing/2016/5/12/chartex" xmlns:cx7="http://schemas.microsoft.com/office/drawing/2016/5/13/chartex" xmlns:cx8="http://schemas.microsoft.com/office/drawing/2016/5/14/chartex" xmlns:mc="http://schemas.openxmlformats.org/markup-compatibility/2006" xmlns:aink="http://schemas.microsoft.com/office/drawing/2016/ink" xmlns:am3d="http://schemas.microsoft.com/office/drawing/2017/model3d" xmlns:o="urn:schemas-microsoft-com:office:office" xmlns:r="http://schemas.openxmlformats.org/officeDocument/2006/relationships" xmlns:m="http://schemas.openxmlformats.org/officeDocument/2006/math" xmlns:v="urn:schemas-microsoft-com:vml" xmlns:wp14="http://schemas.microsoft.com/office/word/2010/wordprocessingDrawing" xmlns:wp="http://schemas.openxmlformats.org/drawingml/2006/wordprocessingDrawing" xmlns:w10="urn:schemas-microsoft-com:office:word" xmlns:w="http://schemas.openxmlformats.org/wordprocessingml/2006/main" xmlns:w14="http://schemas.microsoft.com/office/word/2010/wordml" xmlns:w15="http://schemas.microsoft.com/office/word/2012/wordml" xmlns:w16cex="http://schemas.microsoft.com/office/word/2018/wordml/cex" xmlns:w16cid="http://schemas.microsoft.com/office/word/2016/wordml/cid" xmlns:w16="http://schemas.microsoft.com/office/word/2018/wordml" xmlns:w16sdtdh="http://schemas.microsoft.com/office/word/2020/wordml/sdtdatahash" xmlns:w16se="http://schemas.microsoft.com/office/word/2015/wordml/symex" xmlns:wpg="http://schemas.microsoft.com/office/word/2010/wordprocessingGroup" xmlns:wpi="http://schemas.microsoft.com/office/word/2010/wordprocessingInk" xmlns:wne="http://schemas.microsoft.com/office/word/2006/wordml" xmlns:wps="http://schemas.microsoft.com/office/word/2010/wordprocessingShape" mc:Ignorable="w14 w15 w16se w16cid w16 w16cex w16sdtdh wp14">
   <w:abstractNum w:abstractNumId="0" w15:restartNumberingAfterBreak="0">
     <w:nsid w:val="05E96A11"/>
     <w:multiLevelType w:val="hybridMultilevel"/>
@@ -4965,67 +5543,67 @@
       </w:rPr>
     </w:lvl>
   </w:abstractNum>
-  <w:num w:numId="1" w16cid:durableId="498230129">
+  <w:num w:numId="1">
     <w:abstractNumId w:val="13"/>
   </w:num>
-  <w:num w:numId="2" w16cid:durableId="1827893972">
+  <w:num w:numId="2">
     <w:abstractNumId w:val="10"/>
   </w:num>
-  <w:num w:numId="3" w16cid:durableId="799763261">
+  <w:num w:numId="3">
     <w:abstractNumId w:val="15"/>
   </w:num>
-  <w:num w:numId="4" w16cid:durableId="1912235279">
+  <w:num w:numId="4">
     <w:abstractNumId w:val="3"/>
   </w:num>
-  <w:num w:numId="5" w16cid:durableId="1687712715">
+  <w:num w:numId="5">
     <w:abstractNumId w:val="5"/>
   </w:num>
-  <w:num w:numId="6" w16cid:durableId="560143748">
+  <w:num w:numId="6">
     <w:abstractNumId w:val="16"/>
   </w:num>
-  <w:num w:numId="7" w16cid:durableId="154805075">
+  <w:num w:numId="7">
     <w:abstractNumId w:val="7"/>
   </w:num>
-  <w:num w:numId="8" w16cid:durableId="685523866">
+  <w:num w:numId="8">
     <w:abstractNumId w:val="6"/>
   </w:num>
-  <w:num w:numId="9" w16cid:durableId="42796850">
+  <w:num w:numId="9">
     <w:abstractNumId w:val="20"/>
   </w:num>
-  <w:num w:numId="10" w16cid:durableId="10111830">
+  <w:num w:numId="10">
     <w:abstractNumId w:val="2"/>
   </w:num>
-  <w:num w:numId="11" w16cid:durableId="1861550595">
+  <w:num w:numId="11">
     <w:abstractNumId w:val="17"/>
   </w:num>
-  <w:num w:numId="12" w16cid:durableId="967052603">
+  <w:num w:numId="12">
     <w:abstractNumId w:val="0"/>
   </w:num>
-  <w:num w:numId="13" w16cid:durableId="1091705441">
+  <w:num w:numId="13">
     <w:abstractNumId w:val="9"/>
   </w:num>
-  <w:num w:numId="14" w16cid:durableId="877473344">
+  <w:num w:numId="14">
     <w:abstractNumId w:val="12"/>
   </w:num>
-  <w:num w:numId="15" w16cid:durableId="614560554">
+  <w:num w:numId="15">
     <w:abstractNumId w:val="8"/>
   </w:num>
-  <w:num w:numId="16" w16cid:durableId="1808467553">
+  <w:num w:numId="16">
     <w:abstractNumId w:val="18"/>
   </w:num>
-  <w:num w:numId="17" w16cid:durableId="1861508824">
+  <w:num w:numId="17">
     <w:abstractNumId w:val="1"/>
   </w:num>
-  <w:num w:numId="18" w16cid:durableId="807671176">
+  <w:num w:numId="18">
     <w:abstractNumId w:val="19"/>
   </w:num>
-  <w:num w:numId="19" w16cid:durableId="2075396092">
+  <w:num w:numId="19">
     <w:abstractNumId w:val="14"/>
   </w:num>
-  <w:num w:numId="20" w16cid:durableId="418598344">
+  <w:num w:numId="20">
     <w:abstractNumId w:val="4"/>
   </w:num>
-  <w:num w:numId="21" w16cid:durableId="996374347">
+  <w:num w:numId="21">
     <w:abstractNumId w:val="11"/>
   </w:num>
   <w:numIdMacAtCleanup w:val="7"/>
